--- a/market-research-lab/Task1_Google_Trends.docx
+++ b/market-research-lab/Task1_Google_Trends.docx
@@ -37,7 +37,7 @@
         <w:t xml:space="preserve">Method: </w:t>
       </w:r>
       <w:r>
-        <w:t xml:space="preserve">The five programme areas were compared in one Google Trends search (trends.google.com), which compares up to five search terms at a time. Generative AI and prompt engineering were combined into one search term with a plus sign (+), so it counts searches for either of them.</w:t>
+        <w:t xml:space="preserve">The five programme areas were compared in one Google Trends search (trends.google.com) on 28 September 2026. Google Trends compares up to five search terms at a time, so Generative AI and prompt engineering were combined into one search term with a plus sign (+), which counts searches for either of them. Each programme was then searched on its own to record its related topics and related queries.</w:t>
       </w:r>
     </w:p>
     <w:tbl>
@@ -59,9 +59,9 @@
         </w:tblCellMar>
       </w:tblPr>
       <w:tblGrid>
-        <w:gridCol w:w="722"/>
-        <w:gridCol w:w="4152"/>
-        <w:gridCol w:w="4152"/>
+        <w:gridCol w:w="3069"/>
+        <w:gridCol w:w="3791"/>
+        <w:gridCol w:w="2166"/>
       </w:tblGrid>
       <w:tr>
         <w:trPr>
@@ -70,7 +70,7 @@
         </w:trPr>
         <w:tc>
           <w:tcPr>
-            <w:tcW w:type="dxa" w:w="722"/>
+            <w:tcW w:type="dxa" w:w="3069"/>
             <w:tcBorders>
               <w:top w:val="single" w:color="000000" w:sz="4"/>
               <w:left w:val="single" w:color="000000" w:sz="4"/>
@@ -89,13 +89,13 @@
                 <w:b/>
                 <w:bCs/>
               </w:rPr>
-              <w:t xml:space="preserve">No.</w:t>
-            </w:r>
-          </w:p>
-        </w:tc>
-        <w:tc>
-          <w:tcPr>
-            <w:tcW w:type="dxa" w:w="4152"/>
+              <w:t xml:space="preserve">Programme</w:t>
+            </w:r>
+          </w:p>
+        </w:tc>
+        <w:tc>
+          <w:tcPr>
+            <w:tcW w:type="dxa" w:w="3791"/>
             <w:tcBorders>
               <w:top w:val="single" w:color="000000" w:sz="4"/>
               <w:left w:val="single" w:color="000000" w:sz="4"/>
@@ -114,13 +114,13 @@
                 <w:b/>
                 <w:bCs/>
               </w:rPr>
-              <w:t xml:space="preserve">Programme</w:t>
-            </w:r>
-          </w:p>
-        </w:tc>
-        <w:tc>
-          <w:tcPr>
-            <w:tcW w:type="dxa" w:w="4152"/>
+              <w:t xml:space="preserve">Search term used in Google Trends</w:t>
+            </w:r>
+          </w:p>
+        </w:tc>
+        <w:tc>
+          <w:tcPr>
+            <w:tcW w:type="dxa" w:w="2166"/>
             <w:tcBorders>
               <w:top w:val="single" w:color="000000" w:sz="4"/>
               <w:left w:val="single" w:color="000000" w:sz="4"/>
@@ -139,7 +139,7 @@
                 <w:b/>
                 <w:bCs/>
               </w:rPr>
-              <w:t xml:space="preserve">Search term used in Google Trends</w:t>
+              <w:t xml:space="preserve">Colour on the chart</w:t>
             </w:r>
           </w:p>
         </w:tc>
@@ -151,47 +151,23 @@
         </w:trPr>
         <w:tc>
           <w:tcPr>
-            <w:tcW w:type="dxa" w:w="722"/>
-            <w:tcBorders>
-              <w:top w:val="single" w:color="000000" w:sz="4"/>
-              <w:left w:val="single" w:color="000000" w:sz="4"/>
-              <w:bottom w:val="single" w:color="000000" w:sz="4"/>
-              <w:right w:val="single" w:color="000000" w:sz="4"/>
-            </w:tcBorders>
-            <w:vAlign w:val="center"/>
-          </w:tcPr>
-          <w:p>
-            <w:pPr>
-              <w:spacing w:after="0" w:line="240"/>
-            </w:pPr>
-            <w:r>
-              <w:rPr>
-                <w:b/>
-                <w:bCs/>
-              </w:rPr>
-              <w:t xml:space="preserve">1</w:t>
-            </w:r>
-          </w:p>
-        </w:tc>
-        <w:tc>
-          <w:tcPr>
-            <w:tcW w:type="dxa" w:w="4152"/>
-            <w:tcBorders>
-              <w:top w:val="single" w:color="000000" w:sz="4"/>
-              <w:left w:val="single" w:color="000000" w:sz="4"/>
-              <w:bottom w:val="single" w:color="000000" w:sz="4"/>
-              <w:right w:val="single" w:color="000000" w:sz="4"/>
-            </w:tcBorders>
-            <w:vAlign w:val="center"/>
-          </w:tcPr>
-          <w:p>
-            <w:pPr>
-              <w:spacing w:after="0" w:line="240"/>
-            </w:pPr>
-            <w:r>
-              <w:rPr>
-                <w:b w:val="false"/>
-                <w:bCs w:val="false"/>
+            <w:tcW w:type="dxa" w:w="3069"/>
+            <w:tcBorders>
+              <w:top w:val="single" w:color="000000" w:sz="4"/>
+              <w:left w:val="single" w:color="000000" w:sz="4"/>
+              <w:bottom w:val="single" w:color="000000" w:sz="4"/>
+              <w:right w:val="single" w:color="000000" w:sz="4"/>
+            </w:tcBorders>
+            <w:vAlign w:val="center"/>
+          </w:tcPr>
+          <w:p>
+            <w:pPr>
+              <w:spacing w:after="0" w:line="240"/>
+            </w:pPr>
+            <w:r>
+              <w:rPr>
+                <w:b/>
+                <w:bCs/>
               </w:rPr>
               <w:t xml:space="preserve">Generative AI &amp; Prompt Engineering</w:t>
             </w:r>
@@ -199,21 +175,49 @@
         </w:tc>
         <w:tc>
           <w:tcPr>
-            <w:tcW w:type="dxa" w:w="4152"/>
-            <w:tcBorders>
-              <w:top w:val="single" w:color="000000" w:sz="4"/>
-              <w:left w:val="single" w:color="000000" w:sz="4"/>
-              <w:bottom w:val="single" w:color="000000" w:sz="4"/>
-              <w:right w:val="single" w:color="000000" w:sz="4"/>
-            </w:tcBorders>
-            <w:vAlign w:val="center"/>
-          </w:tcPr>
-          <w:p>
-            <w:pPr>
-              <w:spacing w:after="0" w:line="240"/>
-            </w:pPr>
-            <w:r>
+            <w:tcW w:type="dxa" w:w="3791"/>
+            <w:tcBorders>
+              <w:top w:val="single" w:color="000000" w:sz="4"/>
+              <w:left w:val="single" w:color="000000" w:sz="4"/>
+              <w:bottom w:val="single" w:color="000000" w:sz="4"/>
+              <w:right w:val="single" w:color="000000" w:sz="4"/>
+            </w:tcBorders>
+            <w:vAlign w:val="center"/>
+          </w:tcPr>
+          <w:p>
+            <w:pPr>
+              <w:spacing w:after="0" w:line="240"/>
+            </w:pPr>
+            <w:r>
+              <w:rPr>
+                <w:b w:val="false"/>
+                <w:bCs w:val="false"/>
+              </w:rPr>
               <w:t xml:space="preserve">Generative AI + Prompt engineering</w:t>
+            </w:r>
+          </w:p>
+        </w:tc>
+        <w:tc>
+          <w:tcPr>
+            <w:tcW w:type="dxa" w:w="2166"/>
+            <w:tcBorders>
+              <w:top w:val="single" w:color="000000" w:sz="4"/>
+              <w:left w:val="single" w:color="000000" w:sz="4"/>
+              <w:bottom w:val="single" w:color="000000" w:sz="4"/>
+              <w:right w:val="single" w:color="000000" w:sz="4"/>
+            </w:tcBorders>
+            <w:vAlign w:val="center"/>
+          </w:tcPr>
+          <w:p>
+            <w:pPr>
+              <w:spacing w:after="0" w:line="240"/>
+            </w:pPr>
+            <w:r>
+              <w:rPr>
+                <w:b w:val="false"/>
+                <w:bCs w:val="false"/>
+              </w:rPr>
+              <w:t xml:space="preserve">Blue</w:t>
             </w:r>
           </w:p>
         </w:tc>
@@ -225,47 +229,23 @@
         </w:trPr>
         <w:tc>
           <w:tcPr>
-            <w:tcW w:type="dxa" w:w="722"/>
-            <w:tcBorders>
-              <w:top w:val="single" w:color="000000" w:sz="4"/>
-              <w:left w:val="single" w:color="000000" w:sz="4"/>
-              <w:bottom w:val="single" w:color="000000" w:sz="4"/>
-              <w:right w:val="single" w:color="000000" w:sz="4"/>
-            </w:tcBorders>
-            <w:vAlign w:val="center"/>
-          </w:tcPr>
-          <w:p>
-            <w:pPr>
-              <w:spacing w:after="0" w:line="240"/>
-            </w:pPr>
-            <w:r>
-              <w:rPr>
-                <w:b/>
-                <w:bCs/>
-              </w:rPr>
-              <w:t xml:space="preserve">2</w:t>
-            </w:r>
-          </w:p>
-        </w:tc>
-        <w:tc>
-          <w:tcPr>
-            <w:tcW w:type="dxa" w:w="4152"/>
-            <w:tcBorders>
-              <w:top w:val="single" w:color="000000" w:sz="4"/>
-              <w:left w:val="single" w:color="000000" w:sz="4"/>
-              <w:bottom w:val="single" w:color="000000" w:sz="4"/>
-              <w:right w:val="single" w:color="000000" w:sz="4"/>
-            </w:tcBorders>
-            <w:vAlign w:val="center"/>
-          </w:tcPr>
-          <w:p>
-            <w:pPr>
-              <w:spacing w:after="0" w:line="240"/>
-            </w:pPr>
-            <w:r>
-              <w:rPr>
-                <w:b w:val="false"/>
-                <w:bCs w:val="false"/>
+            <w:tcW w:type="dxa" w:w="3069"/>
+            <w:tcBorders>
+              <w:top w:val="single" w:color="000000" w:sz="4"/>
+              <w:left w:val="single" w:color="000000" w:sz="4"/>
+              <w:bottom w:val="single" w:color="000000" w:sz="4"/>
+              <w:right w:val="single" w:color="000000" w:sz="4"/>
+            </w:tcBorders>
+            <w:vAlign w:val="center"/>
+          </w:tcPr>
+          <w:p>
+            <w:pPr>
+              <w:spacing w:after="0" w:line="240"/>
+            </w:pPr>
+            <w:r>
+              <w:rPr>
+                <w:b/>
+                <w:bCs/>
               </w:rPr>
               <w:t xml:space="preserve">Digital Marketing</w:t>
             </w:r>
@@ -273,21 +253,49 @@
         </w:tc>
         <w:tc>
           <w:tcPr>
-            <w:tcW w:type="dxa" w:w="4152"/>
-            <w:tcBorders>
-              <w:top w:val="single" w:color="000000" w:sz="4"/>
-              <w:left w:val="single" w:color="000000" w:sz="4"/>
-              <w:bottom w:val="single" w:color="000000" w:sz="4"/>
-              <w:right w:val="single" w:color="000000" w:sz="4"/>
-            </w:tcBorders>
-            <w:vAlign w:val="center"/>
-          </w:tcPr>
-          <w:p>
-            <w:pPr>
-              <w:spacing w:after="0" w:line="240"/>
-            </w:pPr>
-            <w:r>
+            <w:tcW w:type="dxa" w:w="3791"/>
+            <w:tcBorders>
+              <w:top w:val="single" w:color="000000" w:sz="4"/>
+              <w:left w:val="single" w:color="000000" w:sz="4"/>
+              <w:bottom w:val="single" w:color="000000" w:sz="4"/>
+              <w:right w:val="single" w:color="000000" w:sz="4"/>
+            </w:tcBorders>
+            <w:vAlign w:val="center"/>
+          </w:tcPr>
+          <w:p>
+            <w:pPr>
+              <w:spacing w:after="0" w:line="240"/>
+            </w:pPr>
+            <w:r>
+              <w:rPr>
+                <w:b w:val="false"/>
+                <w:bCs w:val="false"/>
+              </w:rPr>
               <w:t xml:space="preserve">Digital marketing</w:t>
+            </w:r>
+          </w:p>
+        </w:tc>
+        <w:tc>
+          <w:tcPr>
+            <w:tcW w:type="dxa" w:w="2166"/>
+            <w:tcBorders>
+              <w:top w:val="single" w:color="000000" w:sz="4"/>
+              <w:left w:val="single" w:color="000000" w:sz="4"/>
+              <w:bottom w:val="single" w:color="000000" w:sz="4"/>
+              <w:right w:val="single" w:color="000000" w:sz="4"/>
+            </w:tcBorders>
+            <w:vAlign w:val="center"/>
+          </w:tcPr>
+          <w:p>
+            <w:pPr>
+              <w:spacing w:after="0" w:line="240"/>
+            </w:pPr>
+            <w:r>
+              <w:rPr>
+                <w:b w:val="false"/>
+                <w:bCs w:val="false"/>
+              </w:rPr>
+              <w:t xml:space="preserve">Red</w:t>
             </w:r>
           </w:p>
         </w:tc>
@@ -299,47 +307,23 @@
         </w:trPr>
         <w:tc>
           <w:tcPr>
-            <w:tcW w:type="dxa" w:w="722"/>
-            <w:tcBorders>
-              <w:top w:val="single" w:color="000000" w:sz="4"/>
-              <w:left w:val="single" w:color="000000" w:sz="4"/>
-              <w:bottom w:val="single" w:color="000000" w:sz="4"/>
-              <w:right w:val="single" w:color="000000" w:sz="4"/>
-            </w:tcBorders>
-            <w:vAlign w:val="center"/>
-          </w:tcPr>
-          <w:p>
-            <w:pPr>
-              <w:spacing w:after="0" w:line="240"/>
-            </w:pPr>
-            <w:r>
-              <w:rPr>
-                <w:b/>
-                <w:bCs/>
-              </w:rPr>
-              <w:t xml:space="preserve">3</w:t>
-            </w:r>
-          </w:p>
-        </w:tc>
-        <w:tc>
-          <w:tcPr>
-            <w:tcW w:type="dxa" w:w="4152"/>
-            <w:tcBorders>
-              <w:top w:val="single" w:color="000000" w:sz="4"/>
-              <w:left w:val="single" w:color="000000" w:sz="4"/>
-              <w:bottom w:val="single" w:color="000000" w:sz="4"/>
-              <w:right w:val="single" w:color="000000" w:sz="4"/>
-            </w:tcBorders>
-            <w:vAlign w:val="center"/>
-          </w:tcPr>
-          <w:p>
-            <w:pPr>
-              <w:spacing w:after="0" w:line="240"/>
-            </w:pPr>
-            <w:r>
-              <w:rPr>
-                <w:b w:val="false"/>
-                <w:bCs w:val="false"/>
+            <w:tcW w:type="dxa" w:w="3069"/>
+            <w:tcBorders>
+              <w:top w:val="single" w:color="000000" w:sz="4"/>
+              <w:left w:val="single" w:color="000000" w:sz="4"/>
+              <w:bottom w:val="single" w:color="000000" w:sz="4"/>
+              <w:right w:val="single" w:color="000000" w:sz="4"/>
+            </w:tcBorders>
+            <w:vAlign w:val="center"/>
+          </w:tcPr>
+          <w:p>
+            <w:pPr>
+              <w:spacing w:after="0" w:line="240"/>
+            </w:pPr>
+            <w:r>
+              <w:rPr>
+                <w:b/>
+                <w:bCs/>
               </w:rPr>
               <w:t xml:space="preserve">Data Analytics</w:t>
             </w:r>
@@ -347,21 +331,49 @@
         </w:tc>
         <w:tc>
           <w:tcPr>
-            <w:tcW w:type="dxa" w:w="4152"/>
-            <w:tcBorders>
-              <w:top w:val="single" w:color="000000" w:sz="4"/>
-              <w:left w:val="single" w:color="000000" w:sz="4"/>
-              <w:bottom w:val="single" w:color="000000" w:sz="4"/>
-              <w:right w:val="single" w:color="000000" w:sz="4"/>
-            </w:tcBorders>
-            <w:vAlign w:val="center"/>
-          </w:tcPr>
-          <w:p>
-            <w:pPr>
-              <w:spacing w:after="0" w:line="240"/>
-            </w:pPr>
-            <w:r>
+            <w:tcW w:type="dxa" w:w="3791"/>
+            <w:tcBorders>
+              <w:top w:val="single" w:color="000000" w:sz="4"/>
+              <w:left w:val="single" w:color="000000" w:sz="4"/>
+              <w:bottom w:val="single" w:color="000000" w:sz="4"/>
+              <w:right w:val="single" w:color="000000" w:sz="4"/>
+            </w:tcBorders>
+            <w:vAlign w:val="center"/>
+          </w:tcPr>
+          <w:p>
+            <w:pPr>
+              <w:spacing w:after="0" w:line="240"/>
+            </w:pPr>
+            <w:r>
+              <w:rPr>
+                <w:b w:val="false"/>
+                <w:bCs w:val="false"/>
+              </w:rPr>
               <w:t xml:space="preserve">Data analytics</w:t>
+            </w:r>
+          </w:p>
+        </w:tc>
+        <w:tc>
+          <w:tcPr>
+            <w:tcW w:type="dxa" w:w="2166"/>
+            <w:tcBorders>
+              <w:top w:val="single" w:color="000000" w:sz="4"/>
+              <w:left w:val="single" w:color="000000" w:sz="4"/>
+              <w:bottom w:val="single" w:color="000000" w:sz="4"/>
+              <w:right w:val="single" w:color="000000" w:sz="4"/>
+            </w:tcBorders>
+            <w:vAlign w:val="center"/>
+          </w:tcPr>
+          <w:p>
+            <w:pPr>
+              <w:spacing w:after="0" w:line="240"/>
+            </w:pPr>
+            <w:r>
+              <w:rPr>
+                <w:b w:val="false"/>
+                <w:bCs w:val="false"/>
+              </w:rPr>
+              <w:t xml:space="preserve">Yellow</w:t>
             </w:r>
           </w:p>
         </w:tc>
@@ -373,47 +385,23 @@
         </w:trPr>
         <w:tc>
           <w:tcPr>
-            <w:tcW w:type="dxa" w:w="722"/>
-            <w:tcBorders>
-              <w:top w:val="single" w:color="000000" w:sz="4"/>
-              <w:left w:val="single" w:color="000000" w:sz="4"/>
-              <w:bottom w:val="single" w:color="000000" w:sz="4"/>
-              <w:right w:val="single" w:color="000000" w:sz="4"/>
-            </w:tcBorders>
-            <w:vAlign w:val="center"/>
-          </w:tcPr>
-          <w:p>
-            <w:pPr>
-              <w:spacing w:after="0" w:line="240"/>
-            </w:pPr>
-            <w:r>
-              <w:rPr>
-                <w:b/>
-                <w:bCs/>
-              </w:rPr>
-              <w:t xml:space="preserve">4</w:t>
-            </w:r>
-          </w:p>
-        </w:tc>
-        <w:tc>
-          <w:tcPr>
-            <w:tcW w:type="dxa" w:w="4152"/>
-            <w:tcBorders>
-              <w:top w:val="single" w:color="000000" w:sz="4"/>
-              <w:left w:val="single" w:color="000000" w:sz="4"/>
-              <w:bottom w:val="single" w:color="000000" w:sz="4"/>
-              <w:right w:val="single" w:color="000000" w:sz="4"/>
-            </w:tcBorders>
-            <w:vAlign w:val="center"/>
-          </w:tcPr>
-          <w:p>
-            <w:pPr>
-              <w:spacing w:after="0" w:line="240"/>
-            </w:pPr>
-            <w:r>
-              <w:rPr>
-                <w:b w:val="false"/>
-                <w:bCs w:val="false"/>
+            <w:tcW w:type="dxa" w:w="3069"/>
+            <w:tcBorders>
+              <w:top w:val="single" w:color="000000" w:sz="4"/>
+              <w:left w:val="single" w:color="000000" w:sz="4"/>
+              <w:bottom w:val="single" w:color="000000" w:sz="4"/>
+              <w:right w:val="single" w:color="000000" w:sz="4"/>
+            </w:tcBorders>
+            <w:vAlign w:val="center"/>
+          </w:tcPr>
+          <w:p>
+            <w:pPr>
+              <w:spacing w:after="0" w:line="240"/>
+            </w:pPr>
+            <w:r>
+              <w:rPr>
+                <w:b/>
+                <w:bCs/>
               </w:rPr>
               <w:t xml:space="preserve">Cybersecurity</w:t>
             </w:r>
@@ -421,21 +409,49 @@
         </w:tc>
         <w:tc>
           <w:tcPr>
-            <w:tcW w:type="dxa" w:w="4152"/>
-            <w:tcBorders>
-              <w:top w:val="single" w:color="000000" w:sz="4"/>
-              <w:left w:val="single" w:color="000000" w:sz="4"/>
-              <w:bottom w:val="single" w:color="000000" w:sz="4"/>
-              <w:right w:val="single" w:color="000000" w:sz="4"/>
-            </w:tcBorders>
-            <w:vAlign w:val="center"/>
-          </w:tcPr>
-          <w:p>
-            <w:pPr>
-              <w:spacing w:after="0" w:line="240"/>
-            </w:pPr>
-            <w:r>
+            <w:tcW w:type="dxa" w:w="3791"/>
+            <w:tcBorders>
+              <w:top w:val="single" w:color="000000" w:sz="4"/>
+              <w:left w:val="single" w:color="000000" w:sz="4"/>
+              <w:bottom w:val="single" w:color="000000" w:sz="4"/>
+              <w:right w:val="single" w:color="000000" w:sz="4"/>
+            </w:tcBorders>
+            <w:vAlign w:val="center"/>
+          </w:tcPr>
+          <w:p>
+            <w:pPr>
+              <w:spacing w:after="0" w:line="240"/>
+            </w:pPr>
+            <w:r>
+              <w:rPr>
+                <w:b w:val="false"/>
+                <w:bCs w:val="false"/>
+              </w:rPr>
               <w:t xml:space="preserve">Cybersecurity</w:t>
+            </w:r>
+          </w:p>
+        </w:tc>
+        <w:tc>
+          <w:tcPr>
+            <w:tcW w:type="dxa" w:w="2166"/>
+            <w:tcBorders>
+              <w:top w:val="single" w:color="000000" w:sz="4"/>
+              <w:left w:val="single" w:color="000000" w:sz="4"/>
+              <w:bottom w:val="single" w:color="000000" w:sz="4"/>
+              <w:right w:val="single" w:color="000000" w:sz="4"/>
+            </w:tcBorders>
+            <w:vAlign w:val="center"/>
+          </w:tcPr>
+          <w:p>
+            <w:pPr>
+              <w:spacing w:after="0" w:line="240"/>
+            </w:pPr>
+            <w:r>
+              <w:rPr>
+                <w:b w:val="false"/>
+                <w:bCs w:val="false"/>
+              </w:rPr>
+              <w:t xml:space="preserve">Green</w:t>
             </w:r>
           </w:p>
         </w:tc>
@@ -447,47 +463,23 @@
         </w:trPr>
         <w:tc>
           <w:tcPr>
-            <w:tcW w:type="dxa" w:w="722"/>
-            <w:tcBorders>
-              <w:top w:val="single" w:color="000000" w:sz="4"/>
-              <w:left w:val="single" w:color="000000" w:sz="4"/>
-              <w:bottom w:val="single" w:color="000000" w:sz="4"/>
-              <w:right w:val="single" w:color="000000" w:sz="4"/>
-            </w:tcBorders>
-            <w:vAlign w:val="center"/>
-          </w:tcPr>
-          <w:p>
-            <w:pPr>
-              <w:spacing w:after="0" w:line="240"/>
-            </w:pPr>
-            <w:r>
-              <w:rPr>
-                <w:b/>
-                <w:bCs/>
-              </w:rPr>
-              <w:t xml:space="preserve">5</w:t>
-            </w:r>
-          </w:p>
-        </w:tc>
-        <w:tc>
-          <w:tcPr>
-            <w:tcW w:type="dxa" w:w="4152"/>
-            <w:tcBorders>
-              <w:top w:val="single" w:color="000000" w:sz="4"/>
-              <w:left w:val="single" w:color="000000" w:sz="4"/>
-              <w:bottom w:val="single" w:color="000000" w:sz="4"/>
-              <w:right w:val="single" w:color="000000" w:sz="4"/>
-            </w:tcBorders>
-            <w:vAlign w:val="center"/>
-          </w:tcPr>
-          <w:p>
-            <w:pPr>
-              <w:spacing w:after="0" w:line="240"/>
-            </w:pPr>
-            <w:r>
-              <w:rPr>
-                <w:b w:val="false"/>
-                <w:bCs w:val="false"/>
+            <w:tcW w:type="dxa" w:w="3069"/>
+            <w:tcBorders>
+              <w:top w:val="single" w:color="000000" w:sz="4"/>
+              <w:left w:val="single" w:color="000000" w:sz="4"/>
+              <w:bottom w:val="single" w:color="000000" w:sz="4"/>
+              <w:right w:val="single" w:color="000000" w:sz="4"/>
+            </w:tcBorders>
+            <w:vAlign w:val="center"/>
+          </w:tcPr>
+          <w:p>
+            <w:pPr>
+              <w:spacing w:after="0" w:line="240"/>
+            </w:pPr>
+            <w:r>
+              <w:rPr>
+                <w:b/>
+                <w:bCs/>
               </w:rPr>
               <w:t xml:space="preserve">Web Development</w:t>
             </w:r>
@@ -495,21 +487,49 @@
         </w:tc>
         <w:tc>
           <w:tcPr>
-            <w:tcW w:type="dxa" w:w="4152"/>
-            <w:tcBorders>
-              <w:top w:val="single" w:color="000000" w:sz="4"/>
-              <w:left w:val="single" w:color="000000" w:sz="4"/>
-              <w:bottom w:val="single" w:color="000000" w:sz="4"/>
-              <w:right w:val="single" w:color="000000" w:sz="4"/>
-            </w:tcBorders>
-            <w:vAlign w:val="center"/>
-          </w:tcPr>
-          <w:p>
-            <w:pPr>
-              <w:spacing w:after="0" w:line="240"/>
-            </w:pPr>
-            <w:r>
+            <w:tcW w:type="dxa" w:w="3791"/>
+            <w:tcBorders>
+              <w:top w:val="single" w:color="000000" w:sz="4"/>
+              <w:left w:val="single" w:color="000000" w:sz="4"/>
+              <w:bottom w:val="single" w:color="000000" w:sz="4"/>
+              <w:right w:val="single" w:color="000000" w:sz="4"/>
+            </w:tcBorders>
+            <w:vAlign w:val="center"/>
+          </w:tcPr>
+          <w:p>
+            <w:pPr>
+              <w:spacing w:after="0" w:line="240"/>
+            </w:pPr>
+            <w:r>
+              <w:rPr>
+                <w:b w:val="false"/>
+                <w:bCs w:val="false"/>
+              </w:rPr>
               <w:t xml:space="preserve">Web development</w:t>
+            </w:r>
+          </w:p>
+        </w:tc>
+        <w:tc>
+          <w:tcPr>
+            <w:tcW w:type="dxa" w:w="2166"/>
+            <w:tcBorders>
+              <w:top w:val="single" w:color="000000" w:sz="4"/>
+              <w:left w:val="single" w:color="000000" w:sz="4"/>
+              <w:bottom w:val="single" w:color="000000" w:sz="4"/>
+              <w:right w:val="single" w:color="000000" w:sz="4"/>
+            </w:tcBorders>
+            <w:vAlign w:val="center"/>
+          </w:tcPr>
+          <w:p>
+            <w:pPr>
+              <w:spacing w:after="0" w:line="240"/>
+            </w:pPr>
+            <w:r>
+              <w:rPr>
+                <w:b w:val="false"/>
+                <w:bCs w:val="false"/>
+              </w:rPr>
+              <w:t xml:space="preserve">Purple</w:t>
             </w:r>
           </w:p>
         </w:tc>
@@ -532,7 +552,7 @@
     </w:p>
     <w:p>
       <w:r>
-        <w:t xml:space="preserve">Past 12 months (September 2025 to September 2026). The past 5 years (September 2021 to September 2026) were also checked to see how interest has changed over a longer time.</w:t>
+        <w:t xml:space="preserve">Past 12 months: 28 September 2025 to 28 September 2026, shown week by week.</w:t>
       </w:r>
     </w:p>
     <w:p>
@@ -557,34 +577,18 @@
     </w:p>
     <w:p>
       <w:r>
-        <w:t xml:space="preserve">States with the highest interest: </w:t>
-      </w:r>
-      <w:r>
-        <w:rPr>
-          <w:highlight w:val="yellow"/>
-        </w:rPr>
-        <w:t xml:space="preserve">[state]</w:t>
-      </w:r>
-      <w:r>
-        <w:t xml:space="preserve">, </w:t>
-      </w:r>
-      <w:r>
-        <w:rPr>
-          <w:highlight w:val="yellow"/>
-        </w:rPr>
-        <w:t xml:space="preserve">[state]</w:t>
-      </w:r>
-      <w:r>
-        <w:t xml:space="preserve"> and </w:t>
-      </w:r>
-      <w:r>
-        <w:rPr>
-          <w:highlight w:val="yellow"/>
-        </w:rPr>
-        <w:t xml:space="preserve">[state]</w:t>
-      </w:r>
-      <w:r>
-        <w:t xml:space="preserve">.</w:t>
+        <w:t xml:space="preserve">The "Compared breakdown by sub-region" map shows that Cybersecurity was the most searched of the five programmes in most states (green on the map), especially in the north and the middle of the country. Digital marketing was the most searched in several southern states (red on the map).</w:t>
+      </w:r>
+    </w:p>
+    <w:p>
+      <w:r>
+        <w:t xml:space="preserve">Sorted by interest in Generative AI &amp; Prompt Engineering, the top five states were: </w:t>
+      </w:r>
+      <w:r>
+        <w:t xml:space="preserve">1. Benue; 2. Cross River; 3. Federal Capital Territory (Abuja); 4. Rivers; 5. Kwara.</w:t>
+      </w:r>
+      <w:r>
+        <w:t xml:space="preserve"> Even in these states, Cybersecurity had the largest share of the five programmes' searches.</w:t>
       </w:r>
     </w:p>
     <w:p>
@@ -604,7 +608,7 @@
     </w:p>
     <w:p>
       <w:r>
-        <w:t xml:space="preserve">Google Trends measures interest on a scale of 0 to 100, where 100 is the highest point of search interest among the five terms during the period. It shows relative popularity, not the number of searches.</w:t>
+        <w:t xml:space="preserve">Google Trends measures interest on a scale of 0 to 100, where 100 is the highest point of search interest among the five terms during the period. It shows relative popularity, not the number of searches. The averages below are read from the "Average" bars beside the "Interest over time" chart.</w:t>
       </w:r>
     </w:p>
     <w:tbl>
@@ -736,7 +740,7 @@
                 <w:b/>
                 <w:bCs/>
               </w:rPr>
-              <w:t xml:space="preserve">Generative AI &amp; Prompt Engineering</w:t>
+              <w:t xml:space="preserve">Cybersecurity</w:t>
             </w:r>
           </w:p>
         </w:tc>
@@ -757,9 +761,10 @@
             </w:pPr>
             <w:r>
               <w:rPr>
-                <w:highlight w:val="yellow"/>
-              </w:rPr>
-              <w:t xml:space="preserve">[      ]</w:t>
+                <w:b w:val="false"/>
+                <w:bCs w:val="false"/>
+              </w:rPr>
+              <w:t xml:space="preserve">about 43</w:t>
             </w:r>
           </w:p>
         </w:tc>
@@ -780,9 +785,10 @@
             </w:pPr>
             <w:r>
               <w:rPr>
-                <w:highlight w:val="yellow"/>
-              </w:rPr>
-              <w:t xml:space="preserve">[      ]</w:t>
+                <w:b w:val="false"/>
+                <w:bCs w:val="false"/>
+              </w:rPr>
+              <w:t xml:space="preserve">1</w:t>
             </w:r>
           </w:p>
         </w:tc>
@@ -833,9 +839,10 @@
             </w:pPr>
             <w:r>
               <w:rPr>
-                <w:highlight w:val="yellow"/>
-              </w:rPr>
-              <w:t xml:space="preserve">[      ]</w:t>
+                <w:b w:val="false"/>
+                <w:bCs w:val="false"/>
+              </w:rPr>
+              <w:t xml:space="preserve">about 33</w:t>
             </w:r>
           </w:p>
         </w:tc>
@@ -856,9 +863,10 @@
             </w:pPr>
             <w:r>
               <w:rPr>
-                <w:highlight w:val="yellow"/>
-              </w:rPr>
-              <w:t xml:space="preserve">[      ]</w:t>
+                <w:b w:val="false"/>
+                <w:bCs w:val="false"/>
+              </w:rPr>
+              <w:t xml:space="preserve">2</w:t>
             </w:r>
           </w:p>
         </w:tc>
@@ -909,9 +917,10 @@
             </w:pPr>
             <w:r>
               <w:rPr>
-                <w:highlight w:val="yellow"/>
-              </w:rPr>
-              <w:t xml:space="preserve">[      ]</w:t>
+                <w:b w:val="false"/>
+                <w:bCs w:val="false"/>
+              </w:rPr>
+              <w:t xml:space="preserve">about 18</w:t>
             </w:r>
           </w:p>
         </w:tc>
@@ -932,9 +941,10 @@
             </w:pPr>
             <w:r>
               <w:rPr>
-                <w:highlight w:val="yellow"/>
-              </w:rPr>
-              <w:t xml:space="preserve">[      ]</w:t>
+                <w:b w:val="false"/>
+                <w:bCs w:val="false"/>
+              </w:rPr>
+              <w:t xml:space="preserve">3</w:t>
             </w:r>
           </w:p>
         </w:tc>
@@ -964,7 +974,7 @@
                 <w:b/>
                 <w:bCs/>
               </w:rPr>
-              <w:t xml:space="preserve">Cybersecurity</w:t>
+              <w:t xml:space="preserve">Generative AI &amp; Prompt Engineering</w:t>
             </w:r>
           </w:p>
         </w:tc>
@@ -985,9 +995,10 @@
             </w:pPr>
             <w:r>
               <w:rPr>
-                <w:highlight w:val="yellow"/>
-              </w:rPr>
-              <w:t xml:space="preserve">[      ]</w:t>
+                <w:b w:val="false"/>
+                <w:bCs w:val="false"/>
+              </w:rPr>
+              <w:t xml:space="preserve">about 13</w:t>
             </w:r>
           </w:p>
         </w:tc>
@@ -1008,9 +1019,10 @@
             </w:pPr>
             <w:r>
               <w:rPr>
-                <w:highlight w:val="yellow"/>
-              </w:rPr>
-              <w:t xml:space="preserve">[      ]</w:t>
+                <w:b w:val="false"/>
+                <w:bCs w:val="false"/>
+              </w:rPr>
+              <w:t xml:space="preserve">4 (joint)</w:t>
             </w:r>
           </w:p>
         </w:tc>
@@ -1061,9 +1073,10 @@
             </w:pPr>
             <w:r>
               <w:rPr>
-                <w:highlight w:val="yellow"/>
-              </w:rPr>
-              <w:t xml:space="preserve">[      ]</w:t>
+                <w:b w:val="false"/>
+                <w:bCs w:val="false"/>
+              </w:rPr>
+              <w:t xml:space="preserve">about 13</w:t>
             </w:r>
           </w:p>
         </w:tc>
@@ -1084,9 +1097,10 @@
             </w:pPr>
             <w:r>
               <w:rPr>
-                <w:highlight w:val="yellow"/>
-              </w:rPr>
-              <w:t xml:space="preserve">[      ]</w:t>
+                <w:b w:val="false"/>
+                <w:bCs w:val="false"/>
+              </w:rPr>
+              <w:t xml:space="preserve">4 (joint)</w:t>
             </w:r>
           </w:p>
         </w:tc>
@@ -1102,85 +1116,7 @@
     </w:p>
     <w:p>
       <w:r>
-        <w:rPr>
-          <w:highlight w:val="yellow"/>
-        </w:rPr>
-        <w:t xml:space="preserve">[programme]</w:t>
-      </w:r>
-      <w:r>
-        <w:t xml:space="preserve"> had the highest average interest (</w:t>
-      </w:r>
-      <w:r>
-        <w:rPr>
-          <w:highlight w:val="yellow"/>
-        </w:rPr>
-        <w:t xml:space="preserve">[      ]</w:t>
-      </w:r>
-      <w:r>
-        <w:t xml:space="preserve"> out of 100), followed by </w:t>
-      </w:r>
-      <w:r>
-        <w:rPr>
-          <w:highlight w:val="yellow"/>
-        </w:rPr>
-        <w:t xml:space="preserve">[programme]</w:t>
-      </w:r>
-      <w:r>
-        <w:t xml:space="preserve"> (</w:t>
-      </w:r>
-      <w:r>
-        <w:rPr>
-          <w:highlight w:val="yellow"/>
-        </w:rPr>
-        <w:t xml:space="preserve">[      ]</w:t>
-      </w:r>
-      <w:r>
-        <w:t xml:space="preserve">) and </w:t>
-      </w:r>
-      <w:r>
-        <w:rPr>
-          <w:highlight w:val="yellow"/>
-        </w:rPr>
-        <w:t xml:space="preserve">[programme]</w:t>
-      </w:r>
-      <w:r>
-        <w:t xml:space="preserve"> (</w:t>
-      </w:r>
-      <w:r>
-        <w:rPr>
-          <w:highlight w:val="yellow"/>
-        </w:rPr>
-        <w:t xml:space="preserve">[      ]</w:t>
-      </w:r>
-      <w:r>
-        <w:t xml:space="preserve">). </w:t>
-      </w:r>
-      <w:r>
-        <w:rPr>
-          <w:highlight w:val="yellow"/>
-        </w:rPr>
-        <w:t xml:space="preserve">[programme]</w:t>
-      </w:r>
-      <w:r>
-        <w:t xml:space="preserve"> had the lowest interest (</w:t>
-      </w:r>
-      <w:r>
-        <w:rPr>
-          <w:highlight w:val="yellow"/>
-        </w:rPr>
-        <w:t xml:space="preserve">[      ]</w:t>
-      </w:r>
-      <w:r>
-        <w:t xml:space="preserve">). This shows that people in Nigeria search most for </w:t>
-      </w:r>
-      <w:r>
-        <w:rPr>
-          <w:highlight w:val="yellow"/>
-        </w:rPr>
-        <w:t xml:space="preserve">[programme]</w:t>
-      </w:r>
-      <w:r>
-        <w:t xml:space="preserve">.</w:t>
+        <w:t xml:space="preserve">Cybersecurity had the highest average interest (about 43 out of 100), followed by Digital Marketing (about 33) and Data Analytics (about 18). Generative AI &amp; Prompt Engineering and Web Development had the lowest interest (about 13 each). This shows that people in Nigeria search most for cybersecurity, and more than three times as much as for generative AI or web development.</w:t>
       </w:r>
     </w:p>
     <w:p>
@@ -1217,10 +1153,9 @@
         </w:tblCellMar>
       </w:tblPr>
       <w:tblGrid>
-        <w:gridCol w:w="3069"/>
-        <w:gridCol w:w="2166"/>
-        <w:gridCol w:w="1805"/>
-        <w:gridCol w:w="1986"/>
+        <w:gridCol w:w="2257"/>
+        <w:gridCol w:w="4513"/>
+        <w:gridCol w:w="2256"/>
       </w:tblGrid>
       <w:tr>
         <w:trPr>
@@ -1229,7 +1164,7 @@
         </w:trPr>
         <w:tc>
           <w:tcPr>
-            <w:tcW w:type="dxa" w:w="3069"/>
+            <w:tcW w:type="dxa" w:w="2257"/>
             <w:tcBorders>
               <w:top w:val="single" w:color="000000" w:sz="4"/>
               <w:left w:val="single" w:color="000000" w:sz="4"/>
@@ -1254,7 +1189,7 @@
         </w:tc>
         <w:tc>
           <w:tcPr>
-            <w:tcW w:type="dxa" w:w="2166"/>
+            <w:tcW w:type="dxa" w:w="4513"/>
             <w:tcBorders>
               <w:top w:val="single" w:color="000000" w:sz="4"/>
               <w:left w:val="single" w:color="000000" w:sz="4"/>
@@ -1273,13 +1208,13 @@
                 <w:b/>
                 <w:bCs/>
               </w:rPr>
-              <w:t xml:space="preserve">Past 12 months (rising, falling or stable)</w:t>
-            </w:r>
-          </w:p>
-        </w:tc>
-        <w:tc>
-          <w:tcPr>
-            <w:tcW w:type="dxa" w:w="1805"/>
+              <w:t xml:space="preserve">How interest changed over the 12 months</w:t>
+            </w:r>
+          </w:p>
+        </w:tc>
+        <w:tc>
+          <w:tcPr>
+            <w:tcW w:type="dxa" w:w="2256"/>
             <w:tcBorders>
               <w:top w:val="single" w:color="000000" w:sz="4"/>
               <w:left w:val="single" w:color="000000" w:sz="4"/>
@@ -1298,32 +1233,7 @@
                 <w:b/>
                 <w:bCs/>
               </w:rPr>
-              <w:t xml:space="preserve">Highest point (month)</w:t>
-            </w:r>
-          </w:p>
-        </w:tc>
-        <w:tc>
-          <w:tcPr>
-            <w:tcW w:type="dxa" w:w="1986"/>
-            <w:tcBorders>
-              <w:top w:val="single" w:color="000000" w:sz="4"/>
-              <w:left w:val="single" w:color="000000" w:sz="4"/>
-              <w:bottom w:val="single" w:color="000000" w:sz="4"/>
-              <w:right w:val="single" w:color="000000" w:sz="4"/>
-            </w:tcBorders>
-            <w:shd w:fill="D9D9D9" w:color="auto" w:val="clear"/>
-            <w:vAlign w:val="center"/>
-          </w:tcPr>
-          <w:p>
-            <w:pPr>
-              <w:spacing w:after="0" w:line="240"/>
-            </w:pPr>
-            <w:r>
-              <w:rPr>
-                <w:b/>
-                <w:bCs/>
-              </w:rPr>
-              <w:t xml:space="preserve">Past 5 years</w:t>
+              <w:t xml:space="preserve">Highest point</w:t>
             </w:r>
           </w:p>
         </w:tc>
@@ -1335,7 +1245,7 @@
         </w:trPr>
         <w:tc>
           <w:tcPr>
-            <w:tcW w:type="dxa" w:w="3069"/>
+            <w:tcW w:type="dxa" w:w="2257"/>
             <w:tcBorders>
               <w:top w:val="single" w:color="000000" w:sz="4"/>
               <w:left w:val="single" w:color="000000" w:sz="4"/>
@@ -1359,70 +1269,49 @@
         </w:tc>
         <w:tc>
           <w:tcPr>
-            <w:tcW w:type="dxa" w:w="2166"/>
-            <w:tcBorders>
-              <w:top w:val="single" w:color="000000" w:sz="4"/>
-              <w:left w:val="single" w:color="000000" w:sz="4"/>
-              <w:bottom w:val="single" w:color="000000" w:sz="4"/>
-              <w:right w:val="single" w:color="000000" w:sz="4"/>
-            </w:tcBorders>
-            <w:vAlign w:val="center"/>
-          </w:tcPr>
-          <w:p>
-            <w:pPr>
-              <w:spacing w:after="0" w:line="240"/>
-            </w:pPr>
-            <w:r>
-              <w:rPr>
-                <w:highlight w:val="yellow"/>
-              </w:rPr>
-              <w:t xml:space="preserve">[      ]</w:t>
-            </w:r>
-          </w:p>
-        </w:tc>
-        <w:tc>
-          <w:tcPr>
-            <w:tcW w:type="dxa" w:w="1805"/>
-            <w:tcBorders>
-              <w:top w:val="single" w:color="000000" w:sz="4"/>
-              <w:left w:val="single" w:color="000000" w:sz="4"/>
-              <w:bottom w:val="single" w:color="000000" w:sz="4"/>
-              <w:right w:val="single" w:color="000000" w:sz="4"/>
-            </w:tcBorders>
-            <w:vAlign w:val="center"/>
-          </w:tcPr>
-          <w:p>
-            <w:pPr>
-              <w:spacing w:after="0" w:line="240"/>
-            </w:pPr>
-            <w:r>
-              <w:rPr>
-                <w:highlight w:val="yellow"/>
-              </w:rPr>
-              <w:t xml:space="preserve">[      ]</w:t>
-            </w:r>
-          </w:p>
-        </w:tc>
-        <w:tc>
-          <w:tcPr>
-            <w:tcW w:type="dxa" w:w="1986"/>
-            <w:tcBorders>
-              <w:top w:val="single" w:color="000000" w:sz="4"/>
-              <w:left w:val="single" w:color="000000" w:sz="4"/>
-              <w:bottom w:val="single" w:color="000000" w:sz="4"/>
-              <w:right w:val="single" w:color="000000" w:sz="4"/>
-            </w:tcBorders>
-            <w:vAlign w:val="center"/>
-          </w:tcPr>
-          <w:p>
-            <w:pPr>
-              <w:spacing w:after="0" w:line="240"/>
-            </w:pPr>
-            <w:r>
-              <w:rPr>
-                <w:highlight w:val="yellow"/>
-              </w:rPr>
-              <w:t xml:space="preserve">[      ]</w:t>
+            <w:tcW w:type="dxa" w:w="4513"/>
+            <w:tcBorders>
+              <w:top w:val="single" w:color="000000" w:sz="4"/>
+              <w:left w:val="single" w:color="000000" w:sz="4"/>
+              <w:bottom w:val="single" w:color="000000" w:sz="4"/>
+              <w:right w:val="single" w:color="000000" w:sz="4"/>
+            </w:tcBorders>
+            <w:vAlign w:val="center"/>
+          </w:tcPr>
+          <w:p>
+            <w:pPr>
+              <w:spacing w:after="0" w:line="240"/>
+            </w:pPr>
+            <w:r>
+              <w:rPr>
+                <w:b w:val="false"/>
+                <w:bCs w:val="false"/>
+              </w:rPr>
+              <w:t xml:space="preserve">Low all year (about 10 to 20). Rose slightly in November 2025, stayed around 15 to 20 until mid-2026, then fell to about 10 by September 2026.</w:t>
+            </w:r>
+          </w:p>
+        </w:tc>
+        <w:tc>
+          <w:tcPr>
+            <w:tcW w:type="dxa" w:w="2256"/>
+            <w:tcBorders>
+              <w:top w:val="single" w:color="000000" w:sz="4"/>
+              <w:left w:val="single" w:color="000000" w:sz="4"/>
+              <w:bottom w:val="single" w:color="000000" w:sz="4"/>
+              <w:right w:val="single" w:color="000000" w:sz="4"/>
+            </w:tcBorders>
+            <w:vAlign w:val="center"/>
+          </w:tcPr>
+          <w:p>
+            <w:pPr>
+              <w:spacing w:after="0" w:line="240"/>
+            </w:pPr>
+            <w:r>
+              <w:rPr>
+                <w:b w:val="false"/>
+                <w:bCs w:val="false"/>
+              </w:rPr>
+              <w:t xml:space="preserve">About 20; no single clear peak</w:t>
             </w:r>
           </w:p>
         </w:tc>
@@ -1434,7 +1323,7 @@
         </w:trPr>
         <w:tc>
           <w:tcPr>
-            <w:tcW w:type="dxa" w:w="3069"/>
+            <w:tcW w:type="dxa" w:w="2257"/>
             <w:tcBorders>
               <w:top w:val="single" w:color="000000" w:sz="4"/>
               <w:left w:val="single" w:color="000000" w:sz="4"/>
@@ -1458,70 +1347,49 @@
         </w:tc>
         <w:tc>
           <w:tcPr>
-            <w:tcW w:type="dxa" w:w="2166"/>
-            <w:tcBorders>
-              <w:top w:val="single" w:color="000000" w:sz="4"/>
-              <w:left w:val="single" w:color="000000" w:sz="4"/>
-              <w:bottom w:val="single" w:color="000000" w:sz="4"/>
-              <w:right w:val="single" w:color="000000" w:sz="4"/>
-            </w:tcBorders>
-            <w:vAlign w:val="center"/>
-          </w:tcPr>
-          <w:p>
-            <w:pPr>
-              <w:spacing w:after="0" w:line="240"/>
-            </w:pPr>
-            <w:r>
-              <w:rPr>
-                <w:highlight w:val="yellow"/>
-              </w:rPr>
-              <w:t xml:space="preserve">[      ]</w:t>
-            </w:r>
-          </w:p>
-        </w:tc>
-        <w:tc>
-          <w:tcPr>
-            <w:tcW w:type="dxa" w:w="1805"/>
-            <w:tcBorders>
-              <w:top w:val="single" w:color="000000" w:sz="4"/>
-              <w:left w:val="single" w:color="000000" w:sz="4"/>
-              <w:bottom w:val="single" w:color="000000" w:sz="4"/>
-              <w:right w:val="single" w:color="000000" w:sz="4"/>
-            </w:tcBorders>
-            <w:vAlign w:val="center"/>
-          </w:tcPr>
-          <w:p>
-            <w:pPr>
-              <w:spacing w:after="0" w:line="240"/>
-            </w:pPr>
-            <w:r>
-              <w:rPr>
-                <w:highlight w:val="yellow"/>
-              </w:rPr>
-              <w:t xml:space="preserve">[      ]</w:t>
-            </w:r>
-          </w:p>
-        </w:tc>
-        <w:tc>
-          <w:tcPr>
-            <w:tcW w:type="dxa" w:w="1986"/>
-            <w:tcBorders>
-              <w:top w:val="single" w:color="000000" w:sz="4"/>
-              <w:left w:val="single" w:color="000000" w:sz="4"/>
-              <w:bottom w:val="single" w:color="000000" w:sz="4"/>
-              <w:right w:val="single" w:color="000000" w:sz="4"/>
-            </w:tcBorders>
-            <w:vAlign w:val="center"/>
-          </w:tcPr>
-          <w:p>
-            <w:pPr>
-              <w:spacing w:after="0" w:line="240"/>
-            </w:pPr>
-            <w:r>
-              <w:rPr>
-                <w:highlight w:val="yellow"/>
-              </w:rPr>
-              <w:t xml:space="preserve">[      ]</w:t>
+            <w:tcW w:type="dxa" w:w="4513"/>
+            <w:tcBorders>
+              <w:top w:val="single" w:color="000000" w:sz="4"/>
+              <w:left w:val="single" w:color="000000" w:sz="4"/>
+              <w:bottom w:val="single" w:color="000000" w:sz="4"/>
+              <w:right w:val="single" w:color="000000" w:sz="4"/>
+            </w:tcBorders>
+            <w:vAlign w:val="center"/>
+          </w:tcPr>
+          <w:p>
+            <w:pPr>
+              <w:spacing w:after="0" w:line="240"/>
+            </w:pPr>
+            <w:r>
+              <w:rPr>
+                <w:b w:val="false"/>
+                <w:bCs w:val="false"/>
+              </w:rPr>
+              <w:t xml:space="preserve">Steady at 30 to 40 until a peak in late January 2026, then a slow fall to about 22 by September 2026.</w:t>
+            </w:r>
+          </w:p>
+        </w:tc>
+        <w:tc>
+          <w:tcPr>
+            <w:tcW w:type="dxa" w:w="2256"/>
+            <w:tcBorders>
+              <w:top w:val="single" w:color="000000" w:sz="4"/>
+              <w:left w:val="single" w:color="000000" w:sz="4"/>
+              <w:bottom w:val="single" w:color="000000" w:sz="4"/>
+              <w:right w:val="single" w:color="000000" w:sz="4"/>
+            </w:tcBorders>
+            <w:vAlign w:val="center"/>
+          </w:tcPr>
+          <w:p>
+            <w:pPr>
+              <w:spacing w:after="0" w:line="240"/>
+            </w:pPr>
+            <w:r>
+              <w:rPr>
+                <w:b w:val="false"/>
+                <w:bCs w:val="false"/>
+              </w:rPr>
+              <w:t xml:space="preserve">Late January 2026 (about 50)</w:t>
             </w:r>
           </w:p>
         </w:tc>
@@ -1533,7 +1401,7 @@
         </w:trPr>
         <w:tc>
           <w:tcPr>
-            <w:tcW w:type="dxa" w:w="3069"/>
+            <w:tcW w:type="dxa" w:w="2257"/>
             <w:tcBorders>
               <w:top w:val="single" w:color="000000" w:sz="4"/>
               <w:left w:val="single" w:color="000000" w:sz="4"/>
@@ -1557,70 +1425,49 @@
         </w:tc>
         <w:tc>
           <w:tcPr>
-            <w:tcW w:type="dxa" w:w="2166"/>
-            <w:tcBorders>
-              <w:top w:val="single" w:color="000000" w:sz="4"/>
-              <w:left w:val="single" w:color="000000" w:sz="4"/>
-              <w:bottom w:val="single" w:color="000000" w:sz="4"/>
-              <w:right w:val="single" w:color="000000" w:sz="4"/>
-            </w:tcBorders>
-            <w:vAlign w:val="center"/>
-          </w:tcPr>
-          <w:p>
-            <w:pPr>
-              <w:spacing w:after="0" w:line="240"/>
-            </w:pPr>
-            <w:r>
-              <w:rPr>
-                <w:highlight w:val="yellow"/>
-              </w:rPr>
-              <w:t xml:space="preserve">[      ]</w:t>
-            </w:r>
-          </w:p>
-        </w:tc>
-        <w:tc>
-          <w:tcPr>
-            <w:tcW w:type="dxa" w:w="1805"/>
-            <w:tcBorders>
-              <w:top w:val="single" w:color="000000" w:sz="4"/>
-              <w:left w:val="single" w:color="000000" w:sz="4"/>
-              <w:bottom w:val="single" w:color="000000" w:sz="4"/>
-              <w:right w:val="single" w:color="000000" w:sz="4"/>
-            </w:tcBorders>
-            <w:vAlign w:val="center"/>
-          </w:tcPr>
-          <w:p>
-            <w:pPr>
-              <w:spacing w:after="0" w:line="240"/>
-            </w:pPr>
-            <w:r>
-              <w:rPr>
-                <w:highlight w:val="yellow"/>
-              </w:rPr>
-              <w:t xml:space="preserve">[      ]</w:t>
-            </w:r>
-          </w:p>
-        </w:tc>
-        <w:tc>
-          <w:tcPr>
-            <w:tcW w:type="dxa" w:w="1986"/>
-            <w:tcBorders>
-              <w:top w:val="single" w:color="000000" w:sz="4"/>
-              <w:left w:val="single" w:color="000000" w:sz="4"/>
-              <w:bottom w:val="single" w:color="000000" w:sz="4"/>
-              <w:right w:val="single" w:color="000000" w:sz="4"/>
-            </w:tcBorders>
-            <w:vAlign w:val="center"/>
-          </w:tcPr>
-          <w:p>
-            <w:pPr>
-              <w:spacing w:after="0" w:line="240"/>
-            </w:pPr>
-            <w:r>
-              <w:rPr>
-                <w:highlight w:val="yellow"/>
-              </w:rPr>
-              <w:t xml:space="preserve">[      ]</w:t>
+            <w:tcW w:type="dxa" w:w="4513"/>
+            <w:tcBorders>
+              <w:top w:val="single" w:color="000000" w:sz="4"/>
+              <w:left w:val="single" w:color="000000" w:sz="4"/>
+              <w:bottom w:val="single" w:color="000000" w:sz="4"/>
+              <w:right w:val="single" w:color="000000" w:sz="4"/>
+            </w:tcBorders>
+            <w:vAlign w:val="center"/>
+          </w:tcPr>
+          <w:p>
+            <w:pPr>
+              <w:spacing w:after="0" w:line="240"/>
+            </w:pPr>
+            <w:r>
+              <w:rPr>
+                <w:b w:val="false"/>
+                <w:bCs w:val="false"/>
+              </w:rPr>
+              <w:t xml:space="preserve">Stable at about 15 to 25 all year, with a dip in late December 2025 and a slight fall towards September 2026.</w:t>
+            </w:r>
+          </w:p>
+        </w:tc>
+        <w:tc>
+          <w:tcPr>
+            <w:tcW w:type="dxa" w:w="2256"/>
+            <w:tcBorders>
+              <w:top w:val="single" w:color="000000" w:sz="4"/>
+              <w:left w:val="single" w:color="000000" w:sz="4"/>
+              <w:bottom w:val="single" w:color="000000" w:sz="4"/>
+              <w:right w:val="single" w:color="000000" w:sz="4"/>
+            </w:tcBorders>
+            <w:vAlign w:val="center"/>
+          </w:tcPr>
+          <w:p>
+            <w:pPr>
+              <w:spacing w:after="0" w:line="240"/>
+            </w:pPr>
+            <w:r>
+              <w:rPr>
+                <w:b w:val="false"/>
+                <w:bCs w:val="false"/>
+              </w:rPr>
+              <w:t xml:space="preserve">Small peaks of about 25 (November 2025, January and February 2026)</w:t>
             </w:r>
           </w:p>
         </w:tc>
@@ -1632,7 +1479,7 @@
         </w:trPr>
         <w:tc>
           <w:tcPr>
-            <w:tcW w:type="dxa" w:w="3069"/>
+            <w:tcW w:type="dxa" w:w="2257"/>
             <w:tcBorders>
               <w:top w:val="single" w:color="000000" w:sz="4"/>
               <w:left w:val="single" w:color="000000" w:sz="4"/>
@@ -1656,70 +1503,49 @@
         </w:tc>
         <w:tc>
           <w:tcPr>
-            <w:tcW w:type="dxa" w:w="2166"/>
-            <w:tcBorders>
-              <w:top w:val="single" w:color="000000" w:sz="4"/>
-              <w:left w:val="single" w:color="000000" w:sz="4"/>
-              <w:bottom w:val="single" w:color="000000" w:sz="4"/>
-              <w:right w:val="single" w:color="000000" w:sz="4"/>
-            </w:tcBorders>
-            <w:vAlign w:val="center"/>
-          </w:tcPr>
-          <w:p>
-            <w:pPr>
-              <w:spacing w:after="0" w:line="240"/>
-            </w:pPr>
-            <w:r>
-              <w:rPr>
-                <w:highlight w:val="yellow"/>
-              </w:rPr>
-              <w:t xml:space="preserve">[      ]</w:t>
-            </w:r>
-          </w:p>
-        </w:tc>
-        <w:tc>
-          <w:tcPr>
-            <w:tcW w:type="dxa" w:w="1805"/>
-            <w:tcBorders>
-              <w:top w:val="single" w:color="000000" w:sz="4"/>
-              <w:left w:val="single" w:color="000000" w:sz="4"/>
-              <w:bottom w:val="single" w:color="000000" w:sz="4"/>
-              <w:right w:val="single" w:color="000000" w:sz="4"/>
-            </w:tcBorders>
-            <w:vAlign w:val="center"/>
-          </w:tcPr>
-          <w:p>
-            <w:pPr>
-              <w:spacing w:after="0" w:line="240"/>
-            </w:pPr>
-            <w:r>
-              <w:rPr>
-                <w:highlight w:val="yellow"/>
-              </w:rPr>
-              <w:t xml:space="preserve">[      ]</w:t>
-            </w:r>
-          </w:p>
-        </w:tc>
-        <w:tc>
-          <w:tcPr>
-            <w:tcW w:type="dxa" w:w="1986"/>
-            <w:tcBorders>
-              <w:top w:val="single" w:color="000000" w:sz="4"/>
-              <w:left w:val="single" w:color="000000" w:sz="4"/>
-              <w:bottom w:val="single" w:color="000000" w:sz="4"/>
-              <w:right w:val="single" w:color="000000" w:sz="4"/>
-            </w:tcBorders>
-            <w:vAlign w:val="center"/>
-          </w:tcPr>
-          <w:p>
-            <w:pPr>
-              <w:spacing w:after="0" w:line="240"/>
-            </w:pPr>
-            <w:r>
-              <w:rPr>
-                <w:highlight w:val="yellow"/>
-              </w:rPr>
-              <w:t xml:space="preserve">[      ]</w:t>
+            <w:tcW w:type="dxa" w:w="4513"/>
+            <w:tcBorders>
+              <w:top w:val="single" w:color="000000" w:sz="4"/>
+              <w:left w:val="single" w:color="000000" w:sz="4"/>
+              <w:bottom w:val="single" w:color="000000" w:sz="4"/>
+              <w:right w:val="single" w:color="000000" w:sz="4"/>
+            </w:tcBorders>
+            <w:vAlign w:val="center"/>
+          </w:tcPr>
+          <w:p>
+            <w:pPr>
+              <w:spacing w:after="0" w:line="240"/>
+            </w:pPr>
+            <w:r>
+              <w:rPr>
+                <w:b w:val="false"/>
+                <w:bCs w:val="false"/>
+              </w:rPr>
+              <w:t xml:space="preserve">The highest line almost all year (about 40 to 50). It dipped in late December 2025, jumped to 100 in April 2026, then fell back and eased to about 30 by September 2026.</w:t>
+            </w:r>
+          </w:p>
+        </w:tc>
+        <w:tc>
+          <w:tcPr>
+            <w:tcW w:type="dxa" w:w="2256"/>
+            <w:tcBorders>
+              <w:top w:val="single" w:color="000000" w:sz="4"/>
+              <w:left w:val="single" w:color="000000" w:sz="4"/>
+              <w:bottom w:val="single" w:color="000000" w:sz="4"/>
+              <w:right w:val="single" w:color="000000" w:sz="4"/>
+            </w:tcBorders>
+            <w:vAlign w:val="center"/>
+          </w:tcPr>
+          <w:p>
+            <w:pPr>
+              <w:spacing w:after="0" w:line="240"/>
+            </w:pPr>
+            <w:r>
+              <w:rPr>
+                <w:b w:val="false"/>
+                <w:bCs w:val="false"/>
+              </w:rPr>
+              <w:t xml:space="preserve">April 2026 (100, the highest point of all five)</w:t>
             </w:r>
           </w:p>
         </w:tc>
@@ -1731,7 +1557,7 @@
         </w:trPr>
         <w:tc>
           <w:tcPr>
-            <w:tcW w:type="dxa" w:w="3069"/>
+            <w:tcW w:type="dxa" w:w="2257"/>
             <w:tcBorders>
               <w:top w:val="single" w:color="000000" w:sz="4"/>
               <w:left w:val="single" w:color="000000" w:sz="4"/>
@@ -1755,70 +1581,49 @@
         </w:tc>
         <w:tc>
           <w:tcPr>
-            <w:tcW w:type="dxa" w:w="2166"/>
-            <w:tcBorders>
-              <w:top w:val="single" w:color="000000" w:sz="4"/>
-              <w:left w:val="single" w:color="000000" w:sz="4"/>
-              <w:bottom w:val="single" w:color="000000" w:sz="4"/>
-              <w:right w:val="single" w:color="000000" w:sz="4"/>
-            </w:tcBorders>
-            <w:vAlign w:val="center"/>
-          </w:tcPr>
-          <w:p>
-            <w:pPr>
-              <w:spacing w:after="0" w:line="240"/>
-            </w:pPr>
-            <w:r>
-              <w:rPr>
-                <w:highlight w:val="yellow"/>
-              </w:rPr>
-              <w:t xml:space="preserve">[      ]</w:t>
-            </w:r>
-          </w:p>
-        </w:tc>
-        <w:tc>
-          <w:tcPr>
-            <w:tcW w:type="dxa" w:w="1805"/>
-            <w:tcBorders>
-              <w:top w:val="single" w:color="000000" w:sz="4"/>
-              <w:left w:val="single" w:color="000000" w:sz="4"/>
-              <w:bottom w:val="single" w:color="000000" w:sz="4"/>
-              <w:right w:val="single" w:color="000000" w:sz="4"/>
-            </w:tcBorders>
-            <w:vAlign w:val="center"/>
-          </w:tcPr>
-          <w:p>
-            <w:pPr>
-              <w:spacing w:after="0" w:line="240"/>
-            </w:pPr>
-            <w:r>
-              <w:rPr>
-                <w:highlight w:val="yellow"/>
-              </w:rPr>
-              <w:t xml:space="preserve">[      ]</w:t>
-            </w:r>
-          </w:p>
-        </w:tc>
-        <w:tc>
-          <w:tcPr>
-            <w:tcW w:type="dxa" w:w="1986"/>
-            <w:tcBorders>
-              <w:top w:val="single" w:color="000000" w:sz="4"/>
-              <w:left w:val="single" w:color="000000" w:sz="4"/>
-              <w:bottom w:val="single" w:color="000000" w:sz="4"/>
-              <w:right w:val="single" w:color="000000" w:sz="4"/>
-            </w:tcBorders>
-            <w:vAlign w:val="center"/>
-          </w:tcPr>
-          <w:p>
-            <w:pPr>
-              <w:spacing w:after="0" w:line="240"/>
-            </w:pPr>
-            <w:r>
-              <w:rPr>
-                <w:highlight w:val="yellow"/>
-              </w:rPr>
-              <w:t xml:space="preserve">[      ]</w:t>
+            <w:tcW w:type="dxa" w:w="4513"/>
+            <w:tcBorders>
+              <w:top w:val="single" w:color="000000" w:sz="4"/>
+              <w:left w:val="single" w:color="000000" w:sz="4"/>
+              <w:bottom w:val="single" w:color="000000" w:sz="4"/>
+              <w:right w:val="single" w:color="000000" w:sz="4"/>
+            </w:tcBorders>
+            <w:vAlign w:val="center"/>
+          </w:tcPr>
+          <w:p>
+            <w:pPr>
+              <w:spacing w:after="0" w:line="240"/>
+            </w:pPr>
+            <w:r>
+              <w:rPr>
+                <w:b w:val="false"/>
+                <w:bCs w:val="false"/>
+              </w:rPr>
+              <w:t xml:space="preserve">Low and stable at about 10 to 20 all year.</w:t>
+            </w:r>
+          </w:p>
+        </w:tc>
+        <w:tc>
+          <w:tcPr>
+            <w:tcW w:type="dxa" w:w="2256"/>
+            <w:tcBorders>
+              <w:top w:val="single" w:color="000000" w:sz="4"/>
+              <w:left w:val="single" w:color="000000" w:sz="4"/>
+              <w:bottom w:val="single" w:color="000000" w:sz="4"/>
+              <w:right w:val="single" w:color="000000" w:sz="4"/>
+            </w:tcBorders>
+            <w:vAlign w:val="center"/>
+          </w:tcPr>
+          <w:p>
+            <w:pPr>
+              <w:spacing w:after="0" w:line="240"/>
+            </w:pPr>
+            <w:r>
+              <w:rPr>
+                <w:b w:val="false"/>
+                <w:bCs w:val="false"/>
+              </w:rPr>
+              <w:t xml:space="preserve">No clear peak</w:t>
             </w:r>
           </w:p>
         </w:tc>
@@ -1834,52 +1639,7 @@
     </w:p>
     <w:p>
       <w:r>
-        <w:t xml:space="preserve">Over the past 12 months, interest in </w:t>
-      </w:r>
-      <w:r>
-        <w:rPr>
-          <w:highlight w:val="yellow"/>
-        </w:rPr>
-        <w:t xml:space="preserve">[programme]</w:t>
-      </w:r>
-      <w:r>
-        <w:t xml:space="preserve"> rose, while interest in </w:t>
-      </w:r>
-      <w:r>
-        <w:rPr>
-          <w:highlight w:val="yellow"/>
-        </w:rPr>
-        <w:t xml:space="preserve">[programme]</w:t>
-      </w:r>
-      <w:r>
-        <w:t xml:space="preserve"> fell. The biggest peak was in </w:t>
-      </w:r>
-      <w:r>
-        <w:rPr>
-          <w:highlight w:val="yellow"/>
-        </w:rPr>
-        <w:t xml:space="preserve">[month]</w:t>
-      </w:r>
-      <w:r>
-        <w:t xml:space="preserve"> for </w:t>
-      </w:r>
-      <w:r>
-        <w:rPr>
-          <w:highlight w:val="yellow"/>
-        </w:rPr>
-        <w:t xml:space="preserve">[programme]</w:t>
-      </w:r>
-      <w:r>
-        <w:t xml:space="preserve">. Over the past 5 years, </w:t>
-      </w:r>
-      <w:r>
-        <w:rPr>
-          <w:highlight w:val="yellow"/>
-        </w:rPr>
-        <w:t xml:space="preserve">[programme]</w:t>
-      </w:r>
-      <w:r>
-        <w:t xml:space="preserve"> grew the most.</w:t>
+        <w:t xml:space="preserve">Cybersecurity stayed the most searched programme for almost the whole year. Its interest jumped to the maximum of 100 in April 2026; the related searches for "cac cybersecurity breach" and the Corporate Affairs Commission suggest this was caused by news of a cybersecurity breach at the CAC. Digital Marketing peaked in late January 2026 and then slowly declined. Data Analytics, Web Development and Generative AI &amp; Prompt Engineering stayed low and fairly stable. Interest in Cybersecurity and Data Analytics dipped in late December 2025, during the Christmas and New Year holidays.</w:t>
       </w:r>
     </w:p>
     <w:p>
@@ -1899,7 +1659,7 @@
     </w:p>
     <w:p>
       <w:r>
-        <w:t xml:space="preserve">Related topics are other subjects that people who searched for each term also searched for. "Top" shows the most popular ones and "Rising" shows the ones growing fastest.</w:t>
+        <w:t xml:space="preserve">Related topics are other subjects that people who searched for each programme also searched for. The lists below are the "Rising" topics (the fastest-growing), top five for each programme, with their growth. "Breakout" means searches grew by more than 5,000%.</w:t>
       </w:r>
     </w:p>
     <w:tbl>
@@ -1922,8 +1682,7 @@
       </w:tblPr>
       <w:tblGrid>
         <w:gridCol w:w="2708"/>
-        <w:gridCol w:w="3159"/>
-        <w:gridCol w:w="3159"/>
+        <w:gridCol w:w="6318"/>
       </w:tblGrid>
       <w:tr>
         <w:trPr>
@@ -1957,32 +1716,7 @@
         </w:tc>
         <w:tc>
           <w:tcPr>
-            <w:tcW w:type="dxa" w:w="3159"/>
-            <w:tcBorders>
-              <w:top w:val="single" w:color="000000" w:sz="4"/>
-              <w:left w:val="single" w:color="000000" w:sz="4"/>
-              <w:bottom w:val="single" w:color="000000" w:sz="4"/>
-              <w:right w:val="single" w:color="000000" w:sz="4"/>
-            </w:tcBorders>
-            <w:shd w:fill="D9D9D9" w:color="auto" w:val="clear"/>
-            <w:vAlign w:val="center"/>
-          </w:tcPr>
-          <w:p>
-            <w:pPr>
-              <w:spacing w:after="0" w:line="240"/>
-            </w:pPr>
-            <w:r>
-              <w:rPr>
-                <w:b/>
-                <w:bCs/>
-              </w:rPr>
-              <w:t xml:space="preserve">Top related topics</w:t>
-            </w:r>
-          </w:p>
-        </w:tc>
-        <w:tc>
-          <w:tcPr>
-            <w:tcW w:type="dxa" w:w="3159"/>
+            <w:tcW w:type="dxa" w:w="6318"/>
             <w:tcBorders>
               <w:top w:val="single" w:color="000000" w:sz="4"/>
               <w:left w:val="single" w:color="000000" w:sz="4"/>
@@ -2037,47 +1771,73 @@
         </w:tc>
         <w:tc>
           <w:tcPr>
-            <w:tcW w:type="dxa" w:w="3159"/>
-            <w:tcBorders>
-              <w:top w:val="single" w:color="000000" w:sz="4"/>
-              <w:left w:val="single" w:color="000000" w:sz="4"/>
-              <w:bottom w:val="single" w:color="000000" w:sz="4"/>
-              <w:right w:val="single" w:color="000000" w:sz="4"/>
-            </w:tcBorders>
-            <w:vAlign w:val="center"/>
-          </w:tcPr>
-          <w:p>
-            <w:pPr>
-              <w:spacing w:after="0" w:line="240"/>
-            </w:pPr>
-            <w:r>
-              <w:rPr>
-                <w:highlight w:val="yellow"/>
-              </w:rPr>
-              <w:t xml:space="preserve">[      ]</w:t>
-            </w:r>
-          </w:p>
-        </w:tc>
-        <w:tc>
-          <w:tcPr>
-            <w:tcW w:type="dxa" w:w="3159"/>
-            <w:tcBorders>
-              <w:top w:val="single" w:color="000000" w:sz="4"/>
-              <w:left w:val="single" w:color="000000" w:sz="4"/>
-              <w:bottom w:val="single" w:color="000000" w:sz="4"/>
-              <w:right w:val="single" w:color="000000" w:sz="4"/>
-            </w:tcBorders>
-            <w:vAlign w:val="center"/>
-          </w:tcPr>
-          <w:p>
-            <w:pPr>
-              <w:spacing w:after="0" w:line="240"/>
-            </w:pPr>
-            <w:r>
-              <w:rPr>
-                <w:highlight w:val="yellow"/>
-              </w:rPr>
-              <w:t xml:space="preserve">[      ]</w:t>
+            <w:tcW w:type="dxa" w:w="6318"/>
+            <w:tcBorders>
+              <w:top w:val="single" w:color="000000" w:sz="4"/>
+              <w:left w:val="single" w:color="000000" w:sz="4"/>
+              <w:bottom w:val="single" w:color="000000" w:sz="4"/>
+              <w:right w:val="single" w:color="000000" w:sz="4"/>
+            </w:tcBorders>
+            <w:vAlign w:val="center"/>
+          </w:tcPr>
+          <w:p>
+            <w:pPr>
+              <w:spacing w:after="40" w:line="240"/>
+            </w:pPr>
+            <w:r>
+              <w:rPr>
+                <w:b w:val="false"/>
+                <w:bCs w:val="false"/>
+              </w:rPr>
+              <w:t xml:space="preserve">1. March (month) (Breakout)</w:t>
+            </w:r>
+          </w:p>
+          <w:p>
+            <w:pPr>
+              <w:spacing w:after="40" w:line="240"/>
+            </w:pPr>
+            <w:r>
+              <w:rPr>
+                <w:b w:val="false"/>
+                <w:bCs w:val="false"/>
+              </w:rPr>
+              <w:t xml:space="preserve">2. Türkiye (country) (Breakout)</w:t>
+            </w:r>
+          </w:p>
+          <w:p>
+            <w:pPr>
+              <w:spacing w:after="40" w:line="240"/>
+            </w:pPr>
+            <w:r>
+              <w:rPr>
+                <w:b w:val="false"/>
+                <w:bCs w:val="false"/>
+              </w:rPr>
+              <w:t xml:space="preserve">3. Spain (country) (Breakout)</w:t>
+            </w:r>
+          </w:p>
+          <w:p>
+            <w:pPr>
+              <w:spacing w:after="40" w:line="240"/>
+            </w:pPr>
+            <w:r>
+              <w:rPr>
+                <w:b w:val="false"/>
+                <w:bCs w:val="false"/>
+              </w:rPr>
+              <w:t xml:space="preserve">4. Documentation (Breakout)</w:t>
+            </w:r>
+          </w:p>
+          <w:p>
+            <w:pPr>
+              <w:spacing w:after="0" w:line="240"/>
+            </w:pPr>
+            <w:r>
+              <w:rPr>
+                <w:b w:val="false"/>
+                <w:bCs w:val="false"/>
+              </w:rPr>
+              <w:t xml:space="preserve">5. Japan (country) (Breakout)</w:t>
             </w:r>
           </w:p>
         </w:tc>
@@ -2113,47 +1873,73 @@
         </w:tc>
         <w:tc>
           <w:tcPr>
-            <w:tcW w:type="dxa" w:w="3159"/>
-            <w:tcBorders>
-              <w:top w:val="single" w:color="000000" w:sz="4"/>
-              <w:left w:val="single" w:color="000000" w:sz="4"/>
-              <w:bottom w:val="single" w:color="000000" w:sz="4"/>
-              <w:right w:val="single" w:color="000000" w:sz="4"/>
-            </w:tcBorders>
-            <w:vAlign w:val="center"/>
-          </w:tcPr>
-          <w:p>
-            <w:pPr>
-              <w:spacing w:after="0" w:line="240"/>
-            </w:pPr>
-            <w:r>
-              <w:rPr>
-                <w:highlight w:val="yellow"/>
-              </w:rPr>
-              <w:t xml:space="preserve">[      ]</w:t>
-            </w:r>
-          </w:p>
-        </w:tc>
-        <w:tc>
-          <w:tcPr>
-            <w:tcW w:type="dxa" w:w="3159"/>
-            <w:tcBorders>
-              <w:top w:val="single" w:color="000000" w:sz="4"/>
-              <w:left w:val="single" w:color="000000" w:sz="4"/>
-              <w:bottom w:val="single" w:color="000000" w:sz="4"/>
-              <w:right w:val="single" w:color="000000" w:sz="4"/>
-            </w:tcBorders>
-            <w:vAlign w:val="center"/>
-          </w:tcPr>
-          <w:p>
-            <w:pPr>
-              <w:spacing w:after="0" w:line="240"/>
-            </w:pPr>
-            <w:r>
-              <w:rPr>
-                <w:highlight w:val="yellow"/>
-              </w:rPr>
-              <w:t xml:space="preserve">[      ]</w:t>
+            <w:tcW w:type="dxa" w:w="6318"/>
+            <w:tcBorders>
+              <w:top w:val="single" w:color="000000" w:sz="4"/>
+              <w:left w:val="single" w:color="000000" w:sz="4"/>
+              <w:bottom w:val="single" w:color="000000" w:sz="4"/>
+              <w:right w:val="single" w:color="000000" w:sz="4"/>
+            </w:tcBorders>
+            <w:vAlign w:val="center"/>
+          </w:tcPr>
+          <w:p>
+            <w:pPr>
+              <w:spacing w:after="40" w:line="240"/>
+            </w:pPr>
+            <w:r>
+              <w:rPr>
+                <w:b w:val="false"/>
+                <w:bCs w:val="false"/>
+              </w:rPr>
+              <w:t xml:space="preserve">1. Academic degree (Breakout)</w:t>
+            </w:r>
+          </w:p>
+          <w:p>
+            <w:pPr>
+              <w:spacing w:after="40" w:line="240"/>
+            </w:pPr>
+            <w:r>
+              <w:rPr>
+                <w:b w:val="false"/>
+                <w:bCs w:val="false"/>
+              </w:rPr>
+              <w:t xml:space="preserve">2. Digital product (+500%)</w:t>
+            </w:r>
+          </w:p>
+          <w:p>
+            <w:pPr>
+              <w:spacing w:after="40" w:line="240"/>
+            </w:pPr>
+            <w:r>
+              <w:rPr>
+                <w:b w:val="false"/>
+                <w:bCs w:val="false"/>
+              </w:rPr>
+              <w:t xml:space="preserve">3. Contented (+500%)</w:t>
+            </w:r>
+          </w:p>
+          <w:p>
+            <w:pPr>
+              <w:spacing w:after="40" w:line="240"/>
+            </w:pPr>
+            <w:r>
+              <w:rPr>
+                <w:b w:val="false"/>
+                <w:bCs w:val="false"/>
+              </w:rPr>
+              <w:t xml:space="preserve">4. Average (+400%)</w:t>
+            </w:r>
+          </w:p>
+          <w:p>
+            <w:pPr>
+              <w:spacing w:after="0" w:line="240"/>
+            </w:pPr>
+            <w:r>
+              <w:rPr>
+                <w:b w:val="false"/>
+                <w:bCs w:val="false"/>
+              </w:rPr>
+              <w:t xml:space="preserve">5. Brand (+80%)</w:t>
             </w:r>
           </w:p>
         </w:tc>
@@ -2189,47 +1975,73 @@
         </w:tc>
         <w:tc>
           <w:tcPr>
-            <w:tcW w:type="dxa" w:w="3159"/>
-            <w:tcBorders>
-              <w:top w:val="single" w:color="000000" w:sz="4"/>
-              <w:left w:val="single" w:color="000000" w:sz="4"/>
-              <w:bottom w:val="single" w:color="000000" w:sz="4"/>
-              <w:right w:val="single" w:color="000000" w:sz="4"/>
-            </w:tcBorders>
-            <w:vAlign w:val="center"/>
-          </w:tcPr>
-          <w:p>
-            <w:pPr>
-              <w:spacing w:after="0" w:line="240"/>
-            </w:pPr>
-            <w:r>
-              <w:rPr>
-                <w:highlight w:val="yellow"/>
-              </w:rPr>
-              <w:t xml:space="preserve">[      ]</w:t>
-            </w:r>
-          </w:p>
-        </w:tc>
-        <w:tc>
-          <w:tcPr>
-            <w:tcW w:type="dxa" w:w="3159"/>
-            <w:tcBorders>
-              <w:top w:val="single" w:color="000000" w:sz="4"/>
-              <w:left w:val="single" w:color="000000" w:sz="4"/>
-              <w:bottom w:val="single" w:color="000000" w:sz="4"/>
-              <w:right w:val="single" w:color="000000" w:sz="4"/>
-            </w:tcBorders>
-            <w:vAlign w:val="center"/>
-          </w:tcPr>
-          <w:p>
-            <w:pPr>
-              <w:spacing w:after="0" w:line="240"/>
-            </w:pPr>
-            <w:r>
-              <w:rPr>
-                <w:highlight w:val="yellow"/>
-              </w:rPr>
-              <w:t xml:space="preserve">[      ]</w:t>
+            <w:tcW w:type="dxa" w:w="6318"/>
+            <w:tcBorders>
+              <w:top w:val="single" w:color="000000" w:sz="4"/>
+              <w:left w:val="single" w:color="000000" w:sz="4"/>
+              <w:bottom w:val="single" w:color="000000" w:sz="4"/>
+              <w:right w:val="single" w:color="000000" w:sz="4"/>
+            </w:tcBorders>
+            <w:vAlign w:val="center"/>
+          </w:tcPr>
+          <w:p>
+            <w:pPr>
+              <w:spacing w:after="40" w:line="240"/>
+            </w:pPr>
+            <w:r>
+              <w:rPr>
+                <w:b w:val="false"/>
+                <w:bCs w:val="false"/>
+              </w:rPr>
+              <w:t xml:space="preserve">1. Academic degree (Breakout)</w:t>
+            </w:r>
+          </w:p>
+          <w:p>
+            <w:pPr>
+              <w:spacing w:after="40" w:line="240"/>
+            </w:pPr>
+            <w:r>
+              <w:rPr>
+                <w:b w:val="false"/>
+                <w:bCs w:val="false"/>
+              </w:rPr>
+              <w:t xml:space="preserve">2. Documentation (Breakout)</w:t>
+            </w:r>
+          </w:p>
+          <w:p>
+            <w:pPr>
+              <w:spacing w:after="40" w:line="240"/>
+            </w:pPr>
+            <w:r>
+              <w:rPr>
+                <w:b w:val="false"/>
+                <w:bCs w:val="false"/>
+              </w:rPr>
+              <w:t xml:space="preserve">3. November (month) (Breakout)</w:t>
+            </w:r>
+          </w:p>
+          <w:p>
+            <w:pPr>
+              <w:spacing w:after="40" w:line="240"/>
+            </w:pPr>
+            <w:r>
+              <w:rPr>
+                <w:b w:val="false"/>
+                <w:bCs w:val="false"/>
+              </w:rPr>
+              <w:t xml:space="preserve">4. December (month) (Breakout)</w:t>
+            </w:r>
+          </w:p>
+          <w:p>
+            <w:pPr>
+              <w:spacing w:after="0" w:line="240"/>
+            </w:pPr>
+            <w:r>
+              <w:rPr>
+                <w:b w:val="false"/>
+                <w:bCs w:val="false"/>
+              </w:rPr>
+              <w:t xml:space="preserve">5. April (month) (Breakout)</w:t>
             </w:r>
           </w:p>
         </w:tc>
@@ -2265,47 +2077,73 @@
         </w:tc>
         <w:tc>
           <w:tcPr>
-            <w:tcW w:type="dxa" w:w="3159"/>
-            <w:tcBorders>
-              <w:top w:val="single" w:color="000000" w:sz="4"/>
-              <w:left w:val="single" w:color="000000" w:sz="4"/>
-              <w:bottom w:val="single" w:color="000000" w:sz="4"/>
-              <w:right w:val="single" w:color="000000" w:sz="4"/>
-            </w:tcBorders>
-            <w:vAlign w:val="center"/>
-          </w:tcPr>
-          <w:p>
-            <w:pPr>
-              <w:spacing w:after="0" w:line="240"/>
-            </w:pPr>
-            <w:r>
-              <w:rPr>
-                <w:highlight w:val="yellow"/>
-              </w:rPr>
-              <w:t xml:space="preserve">[      ]</w:t>
-            </w:r>
-          </w:p>
-        </w:tc>
-        <w:tc>
-          <w:tcPr>
-            <w:tcW w:type="dxa" w:w="3159"/>
-            <w:tcBorders>
-              <w:top w:val="single" w:color="000000" w:sz="4"/>
-              <w:left w:val="single" w:color="000000" w:sz="4"/>
-              <w:bottom w:val="single" w:color="000000" w:sz="4"/>
-              <w:right w:val="single" w:color="000000" w:sz="4"/>
-            </w:tcBorders>
-            <w:vAlign w:val="center"/>
-          </w:tcPr>
-          <w:p>
-            <w:pPr>
-              <w:spacing w:after="0" w:line="240"/>
-            </w:pPr>
-            <w:r>
-              <w:rPr>
-                <w:highlight w:val="yellow"/>
-              </w:rPr>
-              <w:t xml:space="preserve">[      ]</w:t>
+            <w:tcW w:type="dxa" w:w="6318"/>
+            <w:tcBorders>
+              <w:top w:val="single" w:color="000000" w:sz="4"/>
+              <w:left w:val="single" w:color="000000" w:sz="4"/>
+              <w:bottom w:val="single" w:color="000000" w:sz="4"/>
+              <w:right w:val="single" w:color="000000" w:sz="4"/>
+            </w:tcBorders>
+            <w:vAlign w:val="center"/>
+          </w:tcPr>
+          <w:p>
+            <w:pPr>
+              <w:spacing w:after="40" w:line="240"/>
+            </w:pPr>
+            <w:r>
+              <w:rPr>
+                <w:b w:val="false"/>
+                <w:bCs w:val="false"/>
+              </w:rPr>
+              <w:t xml:space="preserve">1. Corporate Affairs Commission (Breakout)</w:t>
+            </w:r>
+          </w:p>
+          <w:p>
+            <w:pPr>
+              <w:spacing w:after="40" w:line="240"/>
+            </w:pPr>
+            <w:r>
+              <w:rPr>
+                <w:b w:val="false"/>
+                <w:bCs w:val="false"/>
+              </w:rPr>
+              <w:t xml:space="preserve">2. Reuters (news agency) (Breakout)</w:t>
+            </w:r>
+          </w:p>
+          <w:p>
+            <w:pPr>
+              <w:spacing w:after="40" w:line="240"/>
+            </w:pPr>
+            <w:r>
+              <w:rPr>
+                <w:b w:val="false"/>
+                <w:bCs w:val="false"/>
+              </w:rPr>
+              <w:t xml:space="preserve">3. Lidl (Breakout)</w:t>
+            </w:r>
+          </w:p>
+          <w:p>
+            <w:pPr>
+              <w:spacing w:after="40" w:line="240"/>
+            </w:pPr>
+            <w:r>
+              <w:rPr>
+                <w:b w:val="false"/>
+                <w:bCs w:val="false"/>
+              </w:rPr>
+              <w:t xml:space="preserve">4. Lidl Stiftung &amp; Co. KG (supermarket chain) (Breakout)</w:t>
+            </w:r>
+          </w:p>
+          <w:p>
+            <w:pPr>
+              <w:spacing w:after="0" w:line="240"/>
+            </w:pPr>
+            <w:r>
+              <w:rPr>
+                <w:b w:val="false"/>
+                <w:bCs w:val="false"/>
+              </w:rPr>
+              <w:t xml:space="preserve">5. Governance (Breakout)</w:t>
             </w:r>
           </w:p>
         </w:tc>
@@ -2341,52 +2179,91 @@
         </w:tc>
         <w:tc>
           <w:tcPr>
-            <w:tcW w:type="dxa" w:w="3159"/>
-            <w:tcBorders>
-              <w:top w:val="single" w:color="000000" w:sz="4"/>
-              <w:left w:val="single" w:color="000000" w:sz="4"/>
-              <w:bottom w:val="single" w:color="000000" w:sz="4"/>
-              <w:right w:val="single" w:color="000000" w:sz="4"/>
-            </w:tcBorders>
-            <w:vAlign w:val="center"/>
-          </w:tcPr>
-          <w:p>
-            <w:pPr>
-              <w:spacing w:after="0" w:line="240"/>
-            </w:pPr>
-            <w:r>
-              <w:rPr>
-                <w:highlight w:val="yellow"/>
-              </w:rPr>
-              <w:t xml:space="preserve">[      ]</w:t>
-            </w:r>
-          </w:p>
-        </w:tc>
-        <w:tc>
-          <w:tcPr>
-            <w:tcW w:type="dxa" w:w="3159"/>
-            <w:tcBorders>
-              <w:top w:val="single" w:color="000000" w:sz="4"/>
-              <w:left w:val="single" w:color="000000" w:sz="4"/>
-              <w:bottom w:val="single" w:color="000000" w:sz="4"/>
-              <w:right w:val="single" w:color="000000" w:sz="4"/>
-            </w:tcBorders>
-            <w:vAlign w:val="center"/>
-          </w:tcPr>
-          <w:p>
-            <w:pPr>
-              <w:spacing w:after="0" w:line="240"/>
-            </w:pPr>
-            <w:r>
-              <w:rPr>
-                <w:highlight w:val="yellow"/>
-              </w:rPr>
-              <w:t xml:space="preserve">[      ]</w:t>
+            <w:tcW w:type="dxa" w:w="6318"/>
+            <w:tcBorders>
+              <w:top w:val="single" w:color="000000" w:sz="4"/>
+              <w:left w:val="single" w:color="000000" w:sz="4"/>
+              <w:bottom w:val="single" w:color="000000" w:sz="4"/>
+              <w:right w:val="single" w:color="000000" w:sz="4"/>
+            </w:tcBorders>
+            <w:vAlign w:val="center"/>
+          </w:tcPr>
+          <w:p>
+            <w:pPr>
+              <w:spacing w:after="40" w:line="240"/>
+            </w:pPr>
+            <w:r>
+              <w:rPr>
+                <w:b w:val="false"/>
+                <w:bCs w:val="false"/>
+              </w:rPr>
+              <w:t xml:space="preserve">1. Best practice (Breakout)</w:t>
+            </w:r>
+          </w:p>
+          <w:p>
+            <w:pPr>
+              <w:spacing w:after="40" w:line="240"/>
+            </w:pPr>
+            <w:r>
+              <w:rPr>
+                <w:b w:val="false"/>
+                <w:bCs w:val="false"/>
+              </w:rPr>
+              <w:t xml:space="preserve">2. Wikipedia (software) (Breakout)</w:t>
+            </w:r>
+          </w:p>
+          <w:p>
+            <w:pPr>
+              <w:spacing w:after="40" w:line="240"/>
+            </w:pPr>
+            <w:r>
+              <w:rPr>
+                <w:b w:val="false"/>
+                <w:bCs w:val="false"/>
+              </w:rPr>
+              <w:t xml:space="preserve">3. Lidl Stiftung &amp; Co. KG (supermarket chain) (Breakout)</w:t>
+            </w:r>
+          </w:p>
+          <w:p>
+            <w:pPr>
+              <w:spacing w:after="40" w:line="240"/>
+            </w:pPr>
+            <w:r>
+              <w:rPr>
+                <w:b w:val="false"/>
+                <w:bCs w:val="false"/>
+              </w:rPr>
+              <w:t xml:space="preserve">4. June (month) (Breakout)</w:t>
+            </w:r>
+          </w:p>
+          <w:p>
+            <w:pPr>
+              <w:spacing w:after="0" w:line="240"/>
+            </w:pPr>
+            <w:r>
+              <w:rPr>
+                <w:b w:val="false"/>
+                <w:bCs w:val="false"/>
+              </w:rPr>
+              <w:t xml:space="preserve">5. April (month) (Breakout)</w:t>
             </w:r>
           </w:p>
         </w:tc>
       </w:tr>
     </w:tbl>
+    <w:p>
+      <w:pPr>
+        <w:spacing w:after="60"/>
+      </w:pPr>
+      <w:r>
+        <w:t xml:space="preserve"/>
+      </w:r>
+    </w:p>
+    <w:p>
+      <w:r>
+        <w:t xml:space="preserve">Many rising topics are general (months, countries, Wikipedia and the Lidl supermarket chain), which happens when search numbers are small. The useful ones show interest in academic degrees (Digital Marketing and Data Analytics), documentation and best practice (learning resources), digital products and brands (Digital Marketing), and the Corporate Affairs Commission and governance (Cybersecurity).</w:t>
+      </w:r>
+    </w:p>
     <w:p>
       <w:pPr>
         <w:keepNext/>
@@ -2404,7 +2281,7 @@
     </w:p>
     <w:p>
       <w:r>
-        <w:t xml:space="preserve">Related queries are the exact searches that people who searched for each term also typed.</w:t>
+        <w:t xml:space="preserve">Related queries are the exact searches that people who searched for each programme also typed. The lists below are the "Rising" queries, top five for each programme, with their growth.</w:t>
       </w:r>
     </w:p>
     <w:tbl>
@@ -2427,8 +2304,7 @@
       </w:tblPr>
       <w:tblGrid>
         <w:gridCol w:w="2708"/>
-        <w:gridCol w:w="3159"/>
-        <w:gridCol w:w="3159"/>
+        <w:gridCol w:w="6318"/>
       </w:tblGrid>
       <w:tr>
         <w:trPr>
@@ -2462,32 +2338,7 @@
         </w:tc>
         <w:tc>
           <w:tcPr>
-            <w:tcW w:type="dxa" w:w="3159"/>
-            <w:tcBorders>
-              <w:top w:val="single" w:color="000000" w:sz="4"/>
-              <w:left w:val="single" w:color="000000" w:sz="4"/>
-              <w:bottom w:val="single" w:color="000000" w:sz="4"/>
-              <w:right w:val="single" w:color="000000" w:sz="4"/>
-            </w:tcBorders>
-            <w:shd w:fill="D9D9D9" w:color="auto" w:val="clear"/>
-            <w:vAlign w:val="center"/>
-          </w:tcPr>
-          <w:p>
-            <w:pPr>
-              <w:spacing w:after="0" w:line="240"/>
-            </w:pPr>
-            <w:r>
-              <w:rPr>
-                <w:b/>
-                <w:bCs/>
-              </w:rPr>
-              <w:t xml:space="preserve">Top related queries</w:t>
-            </w:r>
-          </w:p>
-        </w:tc>
-        <w:tc>
-          <w:tcPr>
-            <w:tcW w:type="dxa" w:w="3159"/>
+            <w:tcW w:type="dxa" w:w="6318"/>
             <w:tcBorders>
               <w:top w:val="single" w:color="000000" w:sz="4"/>
               <w:left w:val="single" w:color="000000" w:sz="4"/>
@@ -2542,47 +2393,73 @@
         </w:tc>
         <w:tc>
           <w:tcPr>
-            <w:tcW w:type="dxa" w:w="3159"/>
-            <w:tcBorders>
-              <w:top w:val="single" w:color="000000" w:sz="4"/>
-              <w:left w:val="single" w:color="000000" w:sz="4"/>
-              <w:bottom w:val="single" w:color="000000" w:sz="4"/>
-              <w:right w:val="single" w:color="000000" w:sz="4"/>
-            </w:tcBorders>
-            <w:vAlign w:val="center"/>
-          </w:tcPr>
-          <w:p>
-            <w:pPr>
-              <w:spacing w:after="0" w:line="240"/>
-            </w:pPr>
-            <w:r>
-              <w:rPr>
-                <w:highlight w:val="yellow"/>
-              </w:rPr>
-              <w:t xml:space="preserve">[      ]</w:t>
-            </w:r>
-          </w:p>
-        </w:tc>
-        <w:tc>
-          <w:tcPr>
-            <w:tcW w:type="dxa" w:w="3159"/>
-            <w:tcBorders>
-              <w:top w:val="single" w:color="000000" w:sz="4"/>
-              <w:left w:val="single" w:color="000000" w:sz="4"/>
-              <w:bottom w:val="single" w:color="000000" w:sz="4"/>
-              <w:right w:val="single" w:color="000000" w:sz="4"/>
-            </w:tcBorders>
-            <w:vAlign w:val="center"/>
-          </w:tcPr>
-          <w:p>
-            <w:pPr>
-              <w:spacing w:after="0" w:line="240"/>
-            </w:pPr>
-            <w:r>
-              <w:rPr>
-                <w:highlight w:val="yellow"/>
-              </w:rPr>
-              <w:t xml:space="preserve">[      ]</w:t>
+            <w:tcW w:type="dxa" w:w="6318"/>
+            <w:tcBorders>
+              <w:top w:val="single" w:color="000000" w:sz="4"/>
+              <w:left w:val="single" w:color="000000" w:sz="4"/>
+              <w:bottom w:val="single" w:color="000000" w:sz="4"/>
+              <w:right w:val="single" w:color="000000" w:sz="4"/>
+            </w:tcBorders>
+            <w:vAlign w:val="center"/>
+          </w:tcPr>
+          <w:p>
+            <w:pPr>
+              <w:spacing w:after="40" w:line="240"/>
+            </w:pPr>
+            <w:r>
+              <w:rPr>
+                <w:b w:val="false"/>
+                <w:bCs w:val="false"/>
+              </w:rPr>
+              <w:t xml:space="preserve">1. google prompt engineering course free (Breakout)</w:t>
+            </w:r>
+          </w:p>
+          <w:p>
+            <w:pPr>
+              <w:spacing w:after="40" w:line="240"/>
+            </w:pPr>
+            <w:r>
+              <w:rPr>
+                <w:b w:val="false"/>
+                <w:bCs w:val="false"/>
+              </w:rPr>
+              <w:t xml:space="preserve">2. wikipedia (Breakout)</w:t>
+            </w:r>
+          </w:p>
+          <w:p>
+            <w:pPr>
+              <w:spacing w:after="40" w:line="240"/>
+            </w:pPr>
+            <w:r>
+              <w:rPr>
+                <w:b w:val="false"/>
+                <w:bCs w:val="false"/>
+              </w:rPr>
+              <w:t xml:space="preserve">3. open generative ai github (Breakout)</w:t>
+            </w:r>
+          </w:p>
+          <w:p>
+            <w:pPr>
+              <w:spacing w:after="40" w:line="240"/>
+            </w:pPr>
+            <w:r>
+              <w:rPr>
+                <w:b w:val="false"/>
+                <w:bCs w:val="false"/>
+              </w:rPr>
+              <w:t xml:space="preserve">4. generative ai news (+1,150%)</w:t>
+            </w:r>
+          </w:p>
+          <w:p>
+            <w:pPr>
+              <w:spacing w:after="0" w:line="240"/>
+            </w:pPr>
+            <w:r>
+              <w:rPr>
+                <w:b w:val="false"/>
+                <w:bCs w:val="false"/>
+              </w:rPr>
+              <w:t xml:space="preserve">5. how to bake a cake (+500%)</w:t>
             </w:r>
           </w:p>
         </w:tc>
@@ -2618,47 +2495,73 @@
         </w:tc>
         <w:tc>
           <w:tcPr>
-            <w:tcW w:type="dxa" w:w="3159"/>
-            <w:tcBorders>
-              <w:top w:val="single" w:color="000000" w:sz="4"/>
-              <w:left w:val="single" w:color="000000" w:sz="4"/>
-              <w:bottom w:val="single" w:color="000000" w:sz="4"/>
-              <w:right w:val="single" w:color="000000" w:sz="4"/>
-            </w:tcBorders>
-            <w:vAlign w:val="center"/>
-          </w:tcPr>
-          <w:p>
-            <w:pPr>
-              <w:spacing w:after="0" w:line="240"/>
-            </w:pPr>
-            <w:r>
-              <w:rPr>
-                <w:highlight w:val="yellow"/>
-              </w:rPr>
-              <w:t xml:space="preserve">[      ]</w:t>
-            </w:r>
-          </w:p>
-        </w:tc>
-        <w:tc>
-          <w:tcPr>
-            <w:tcW w:type="dxa" w:w="3159"/>
-            <w:tcBorders>
-              <w:top w:val="single" w:color="000000" w:sz="4"/>
-              <w:left w:val="single" w:color="000000" w:sz="4"/>
-              <w:bottom w:val="single" w:color="000000" w:sz="4"/>
-              <w:right w:val="single" w:color="000000" w:sz="4"/>
-            </w:tcBorders>
-            <w:vAlign w:val="center"/>
-          </w:tcPr>
-          <w:p>
-            <w:pPr>
-              <w:spacing w:after="0" w:line="240"/>
-            </w:pPr>
-            <w:r>
-              <w:rPr>
-                <w:highlight w:val="yellow"/>
-              </w:rPr>
-              <w:t xml:space="preserve">[      ]</w:t>
+            <w:tcW w:type="dxa" w:w="6318"/>
+            <w:tcBorders>
+              <w:top w:val="single" w:color="000000" w:sz="4"/>
+              <w:left w:val="single" w:color="000000" w:sz="4"/>
+              <w:bottom w:val="single" w:color="000000" w:sz="4"/>
+              <w:right w:val="single" w:color="000000" w:sz="4"/>
+            </w:tcBorders>
+            <w:vAlign w:val="center"/>
+          </w:tcPr>
+          <w:p>
+            <w:pPr>
+              <w:spacing w:after="40" w:line="240"/>
+            </w:pPr>
+            <w:r>
+              <w:rPr>
+                <w:b w:val="false"/>
+                <w:bCs w:val="false"/>
+              </w:rPr>
+              <w:t xml:space="preserve">1. frontend development (Breakout)</w:t>
+            </w:r>
+          </w:p>
+          <w:p>
+            <w:pPr>
+              <w:spacing w:after="40" w:line="240"/>
+            </w:pPr>
+            <w:r>
+              <w:rPr>
+                <w:b w:val="false"/>
+                <w:bCs w:val="false"/>
+              </w:rPr>
+              <w:t xml:space="preserve">2. backend development (Breakout)</w:t>
+            </w:r>
+          </w:p>
+          <w:p>
+            <w:pPr>
+              <w:spacing w:after="40" w:line="240"/>
+            </w:pPr>
+            <w:r>
+              <w:rPr>
+                <w:b w:val="false"/>
+                <w:bCs w:val="false"/>
+              </w:rPr>
+              <w:t xml:space="preserve">3. lidl near me (Breakout)</w:t>
+            </w:r>
+          </w:p>
+          <w:p>
+            <w:pPr>
+              <w:spacing w:after="40" w:line="240"/>
+            </w:pPr>
+            <w:r>
+              <w:rPr>
+                <w:b w:val="false"/>
+                <w:bCs w:val="false"/>
+              </w:rPr>
+              <w:t xml:space="preserve">4. miami digital marketing agencies (Breakout)</w:t>
+            </w:r>
+          </w:p>
+          <w:p>
+            <w:pPr>
+              <w:spacing w:after="0" w:line="240"/>
+            </w:pPr>
+            <w:r>
+              <w:rPr>
+                <w:b w:val="false"/>
+                <w:bCs w:val="false"/>
+              </w:rPr>
+              <w:t xml:space="preserve">5. openai (+500%)</w:t>
             </w:r>
           </w:p>
         </w:tc>
@@ -2694,47 +2597,73 @@
         </w:tc>
         <w:tc>
           <w:tcPr>
-            <w:tcW w:type="dxa" w:w="3159"/>
-            <w:tcBorders>
-              <w:top w:val="single" w:color="000000" w:sz="4"/>
-              <w:left w:val="single" w:color="000000" w:sz="4"/>
-              <w:bottom w:val="single" w:color="000000" w:sz="4"/>
-              <w:right w:val="single" w:color="000000" w:sz="4"/>
-            </w:tcBorders>
-            <w:vAlign w:val="center"/>
-          </w:tcPr>
-          <w:p>
-            <w:pPr>
-              <w:spacing w:after="0" w:line="240"/>
-            </w:pPr>
-            <w:r>
-              <w:rPr>
-                <w:highlight w:val="yellow"/>
-              </w:rPr>
-              <w:t xml:space="preserve">[      ]</w:t>
-            </w:r>
-          </w:p>
-        </w:tc>
-        <w:tc>
-          <w:tcPr>
-            <w:tcW w:type="dxa" w:w="3159"/>
-            <w:tcBorders>
-              <w:top w:val="single" w:color="000000" w:sz="4"/>
-              <w:left w:val="single" w:color="000000" w:sz="4"/>
-              <w:bottom w:val="single" w:color="000000" w:sz="4"/>
-              <w:right w:val="single" w:color="000000" w:sz="4"/>
-            </w:tcBorders>
-            <w:vAlign w:val="center"/>
-          </w:tcPr>
-          <w:p>
-            <w:pPr>
-              <w:spacing w:after="0" w:line="240"/>
-            </w:pPr>
-            <w:r>
-              <w:rPr>
-                <w:highlight w:val="yellow"/>
-              </w:rPr>
-              <w:t xml:space="preserve">[      ]</w:t>
+            <w:tcW w:type="dxa" w:w="6318"/>
+            <w:tcBorders>
+              <w:top w:val="single" w:color="000000" w:sz="4"/>
+              <w:left w:val="single" w:color="000000" w:sz="4"/>
+              <w:bottom w:val="single" w:color="000000" w:sz="4"/>
+              <w:right w:val="single" w:color="000000" w:sz="4"/>
+            </w:tcBorders>
+            <w:vAlign w:val="center"/>
+          </w:tcPr>
+          <w:p>
+            <w:pPr>
+              <w:spacing w:after="40" w:line="240"/>
+            </w:pPr>
+            <w:r>
+              <w:rPr>
+                <w:b w:val="false"/>
+                <w:bCs w:val="false"/>
+              </w:rPr>
+              <w:t xml:space="preserve">1. lidl near me (Breakout)</w:t>
+            </w:r>
+          </w:p>
+          <w:p>
+            <w:pPr>
+              <w:spacing w:after="40" w:line="240"/>
+            </w:pPr>
+            <w:r>
+              <w:rPr>
+                <w:b w:val="false"/>
+                <w:bCs w:val="false"/>
+              </w:rPr>
+              <w:t xml:space="preserve">2. cisco data analytics free course (Breakout)</w:t>
+            </w:r>
+          </w:p>
+          <w:p>
+            <w:pPr>
+              <w:spacing w:after="40" w:line="240"/>
+            </w:pPr>
+            <w:r>
+              <w:rPr>
+                <w:b w:val="false"/>
+                <w:bCs w:val="false"/>
+              </w:rPr>
+              <w:t xml:space="preserve">3. forage deloitte data analytics (+1,050%)</w:t>
+            </w:r>
+          </w:p>
+          <w:p>
+            <w:pPr>
+              <w:spacing w:after="40" w:line="240"/>
+            </w:pPr>
+            <w:r>
+              <w:rPr>
+                <w:b w:val="false"/>
+                <w:bCs w:val="false"/>
+              </w:rPr>
+              <w:t xml:space="preserve">4. data analytics manager (+250%)</w:t>
+            </w:r>
+          </w:p>
+          <w:p>
+            <w:pPr>
+              <w:spacing w:after="0" w:line="240"/>
+            </w:pPr>
+            <w:r>
+              <w:rPr>
+                <w:b w:val="false"/>
+                <w:bCs w:val="false"/>
+              </w:rPr>
+              <w:t xml:space="preserve">5. maven analytics data playground (+250%)</w:t>
             </w:r>
           </w:p>
         </w:tc>
@@ -2770,47 +2699,73 @@
         </w:tc>
         <w:tc>
           <w:tcPr>
-            <w:tcW w:type="dxa" w:w="3159"/>
-            <w:tcBorders>
-              <w:top w:val="single" w:color="000000" w:sz="4"/>
-              <w:left w:val="single" w:color="000000" w:sz="4"/>
-              <w:bottom w:val="single" w:color="000000" w:sz="4"/>
-              <w:right w:val="single" w:color="000000" w:sz="4"/>
-            </w:tcBorders>
-            <w:vAlign w:val="center"/>
-          </w:tcPr>
-          <w:p>
-            <w:pPr>
-              <w:spacing w:after="0" w:line="240"/>
-            </w:pPr>
-            <w:r>
-              <w:rPr>
-                <w:highlight w:val="yellow"/>
-              </w:rPr>
-              <w:t xml:space="preserve">[      ]</w:t>
-            </w:r>
-          </w:p>
-        </w:tc>
-        <w:tc>
-          <w:tcPr>
-            <w:tcW w:type="dxa" w:w="3159"/>
-            <w:tcBorders>
-              <w:top w:val="single" w:color="000000" w:sz="4"/>
-              <w:left w:val="single" w:color="000000" w:sz="4"/>
-              <w:bottom w:val="single" w:color="000000" w:sz="4"/>
-              <w:right w:val="single" w:color="000000" w:sz="4"/>
-            </w:tcBorders>
-            <w:vAlign w:val="center"/>
-          </w:tcPr>
-          <w:p>
-            <w:pPr>
-              <w:spacing w:after="0" w:line="240"/>
-            </w:pPr>
-            <w:r>
-              <w:rPr>
-                <w:highlight w:val="yellow"/>
-              </w:rPr>
-              <w:t xml:space="preserve">[      ]</w:t>
+            <w:tcW w:type="dxa" w:w="6318"/>
+            <w:tcBorders>
+              <w:top w:val="single" w:color="000000" w:sz="4"/>
+              <w:left w:val="single" w:color="000000" w:sz="4"/>
+              <w:bottom w:val="single" w:color="000000" w:sz="4"/>
+              <w:right w:val="single" w:color="000000" w:sz="4"/>
+            </w:tcBorders>
+            <w:vAlign w:val="center"/>
+          </w:tcPr>
+          <w:p>
+            <w:pPr>
+              <w:spacing w:after="40" w:line="240"/>
+            </w:pPr>
+            <w:r>
+              <w:rPr>
+                <w:b w:val="false"/>
+                <w:bCs w:val="false"/>
+              </w:rPr>
+              <w:t xml:space="preserve">1. cac cybersecurity breach (Breakout)</w:t>
+            </w:r>
+          </w:p>
+          <w:p>
+            <w:pPr>
+              <w:spacing w:after="40" w:line="240"/>
+            </w:pPr>
+            <w:r>
+              <w:rPr>
+                <w:b w:val="false"/>
+                <w:bCs w:val="false"/>
+              </w:rPr>
+              <w:t xml:space="preserve">2. cybersecurity news today (Breakout)</w:t>
+            </w:r>
+          </w:p>
+          <w:p>
+            <w:pPr>
+              <w:spacing w:after="40" w:line="240"/>
+            </w:pPr>
+            <w:r>
+              <w:rPr>
+                <w:b w:val="false"/>
+                <w:bCs w:val="false"/>
+              </w:rPr>
+              <w:t xml:space="preserve">3. wikipedia (Breakout)</w:t>
+            </w:r>
+          </w:p>
+          <w:p>
+            <w:pPr>
+              <w:spacing w:after="40" w:line="240"/>
+            </w:pPr>
+            <w:r>
+              <w:rPr>
+                <w:b w:val="false"/>
+                <w:bCs w:val="false"/>
+              </w:rPr>
+              <w:t xml:space="preserve">4. ai news today (Breakout)</w:t>
+            </w:r>
+          </w:p>
+          <w:p>
+            <w:pPr>
+              <w:spacing w:after="0" w:line="240"/>
+            </w:pPr>
+            <w:r>
+              <w:rPr>
+                <w:b w:val="false"/>
+                <w:bCs w:val="false"/>
+              </w:rPr>
+              <w:t xml:space="preserve">5. lagos cybersecurity guidelines (Breakout)</w:t>
             </w:r>
           </w:p>
         </w:tc>
@@ -2846,52 +2801,91 @@
         </w:tc>
         <w:tc>
           <w:tcPr>
-            <w:tcW w:type="dxa" w:w="3159"/>
-            <w:tcBorders>
-              <w:top w:val="single" w:color="000000" w:sz="4"/>
-              <w:left w:val="single" w:color="000000" w:sz="4"/>
-              <w:bottom w:val="single" w:color="000000" w:sz="4"/>
-              <w:right w:val="single" w:color="000000" w:sz="4"/>
-            </w:tcBorders>
-            <w:vAlign w:val="center"/>
-          </w:tcPr>
-          <w:p>
-            <w:pPr>
-              <w:spacing w:after="0" w:line="240"/>
-            </w:pPr>
-            <w:r>
-              <w:rPr>
-                <w:highlight w:val="yellow"/>
-              </w:rPr>
-              <w:t xml:space="preserve">[      ]</w:t>
-            </w:r>
-          </w:p>
-        </w:tc>
-        <w:tc>
-          <w:tcPr>
-            <w:tcW w:type="dxa" w:w="3159"/>
-            <w:tcBorders>
-              <w:top w:val="single" w:color="000000" w:sz="4"/>
-              <w:left w:val="single" w:color="000000" w:sz="4"/>
-              <w:bottom w:val="single" w:color="000000" w:sz="4"/>
-              <w:right w:val="single" w:color="000000" w:sz="4"/>
-            </w:tcBorders>
-            <w:vAlign w:val="center"/>
-          </w:tcPr>
-          <w:p>
-            <w:pPr>
-              <w:spacing w:after="0" w:line="240"/>
-            </w:pPr>
-            <w:r>
-              <w:rPr>
-                <w:highlight w:val="yellow"/>
-              </w:rPr>
-              <w:t xml:space="preserve">[      ]</w:t>
+            <w:tcW w:type="dxa" w:w="6318"/>
+            <w:tcBorders>
+              <w:top w:val="single" w:color="000000" w:sz="4"/>
+              <w:left w:val="single" w:color="000000" w:sz="4"/>
+              <w:bottom w:val="single" w:color="000000" w:sz="4"/>
+              <w:right w:val="single" w:color="000000" w:sz="4"/>
+            </w:tcBorders>
+            <w:vAlign w:val="center"/>
+          </w:tcPr>
+          <w:p>
+            <w:pPr>
+              <w:spacing w:after="40" w:line="240"/>
+            </w:pPr>
+            <w:r>
+              <w:rPr>
+                <w:b w:val="false"/>
+                <w:bCs w:val="false"/>
+              </w:rPr>
+              <w:t xml:space="preserve">1. wikipedia (Breakout)</w:t>
+            </w:r>
+          </w:p>
+          <w:p>
+            <w:pPr>
+              <w:spacing w:after="40" w:line="240"/>
+            </w:pPr>
+            <w:r>
+              <w:rPr>
+                <w:b w:val="false"/>
+                <w:bCs w:val="false"/>
+              </w:rPr>
+              <w:t xml:space="preserve">2. lidl near me (Breakout)</w:t>
+            </w:r>
+          </w:p>
+          <w:p>
+            <w:pPr>
+              <w:spacing w:after="40" w:line="240"/>
+            </w:pPr>
+            <w:r>
+              <w:rPr>
+                <w:b w:val="false"/>
+                <w:bCs w:val="false"/>
+              </w:rPr>
+              <w:t xml:space="preserve">3. python web framework (Breakout)</w:t>
+            </w:r>
+          </w:p>
+          <w:p>
+            <w:pPr>
+              <w:spacing w:after="40" w:line="240"/>
+            </w:pPr>
+            <w:r>
+              <w:rPr>
+                <w:b w:val="false"/>
+                <w:bCs w:val="false"/>
+              </w:rPr>
+              <w:t xml:space="preserve">4. kubernetes orchestration (Breakout)</w:t>
+            </w:r>
+          </w:p>
+          <w:p>
+            <w:pPr>
+              <w:spacing w:after="0" w:line="240"/>
+            </w:pPr>
+            <w:r>
+              <w:rPr>
+                <w:b w:val="false"/>
+                <w:bCs w:val="false"/>
+              </w:rPr>
+              <w:t xml:space="preserve">5. internet of things examples (Breakout)</w:t>
             </w:r>
           </w:p>
         </w:tc>
       </w:tr>
     </w:tbl>
+    <w:p>
+      <w:pPr>
+        <w:spacing w:after="60"/>
+      </w:pPr>
+      <w:r>
+        <w:t xml:space="preserve"/>
+      </w:r>
+    </w:p>
+    <w:p>
+      <w:r>
+        <w:t xml:space="preserve">The related queries show four kinds of search: free courses ("google prompt engineering course free", "cisco data analytics free course", "forage deloitte data analytics"), practical skills ("frontend development", "backend development", "python web framework", "kubernetes orchestration"), careers ("data analytics manager") and news ("generative ai news", "cybersecurity news today", "cac cybersecurity breach", "lagos cybersecurity guidelines"). People searching for Digital Marketing also searched for frontend and backend development, so the two programmes attract similar students.</w:t>
+      </w:r>
+    </w:p>
     <w:p>
       <w:pPr>
         <w:keepNext/>
@@ -2909,212 +2903,7 @@
     </w:p>
     <w:p>
       <w:r>
-        <w:t xml:space="preserve">Overall, </w:t>
-      </w:r>
-      <w:r>
-        <w:rPr>
-          <w:highlight w:val="yellow"/>
-        </w:rPr>
-        <w:t xml:space="preserve">[programme]</w:t>
-      </w:r>
-      <w:r>
-        <w:t xml:space="preserve"> had the most search interest in Nigeria and </w:t>
-      </w:r>
-      <w:r>
-        <w:rPr>
-          <w:highlight w:val="yellow"/>
-        </w:rPr>
-        <w:t xml:space="preserve">[programme]</w:t>
-      </w:r>
-      <w:r>
-        <w:t xml:space="preserve"> had the least. Interest in </w:t>
-      </w:r>
-      <w:r>
-        <w:rPr>
-          <w:highlight w:val="yellow"/>
-        </w:rPr>
-        <w:t xml:space="preserve">[programme]</w:t>
-      </w:r>
-      <w:r>
-        <w:t xml:space="preserve"> is growing fastest. The related queries show that people mainly search for </w:t>
-      </w:r>
-      <w:r>
-        <w:rPr>
-          <w:highlight w:val="yellow"/>
-        </w:rPr>
-        <w:t xml:space="preserve">[for example courses, jobs, salaries or free training]</w:t>
-      </w:r>
-      <w:r>
-        <w:t xml:space="preserve">. The organisation should therefore promote </w:t>
-      </w:r>
-      <w:r>
-        <w:rPr>
-          <w:highlight w:val="yellow"/>
-        </w:rPr>
-        <w:t xml:space="preserve">[programme]</w:t>
-      </w:r>
-      <w:r>
-        <w:t xml:space="preserve"> first, and use words such as </w:t>
-      </w:r>
-      <w:r>
-        <w:rPr>
-          <w:highlight w:val="yellow"/>
-        </w:rPr>
-        <w:t xml:space="preserve">[keywords]</w:t>
-      </w:r>
-      <w:r>
-        <w:t xml:space="preserve"> in its adverts to university students.</w:t>
-      </w:r>
-    </w:p>
-    <w:p>
-      <w:r>
-        <w:br w:type="page"/>
-      </w:r>
-    </w:p>
-    <w:p>
-      <w:pPr>
-        <w:spacing w:after="120"/>
-      </w:pPr>
-      <w:r>
-        <w:rPr>
-          <w:b/>
-          <w:bCs/>
-          <w:sz w:val="26"/>
-          <w:szCs w:val="26"/>
-        </w:rPr>
-        <w:t xml:space="preserve">How to fill in the yellow blanks (do not copy this page)</w:t>
-      </w:r>
-    </w:p>
-    <w:p>
-      <w:pPr>
-        <w:pStyle w:val="ListParagraph"/>
-        <w:numPr>
-          <w:ilvl w:val="0"/>
-          <w:numId w:val="2"/>
-        </w:numPr>
-        <w:spacing w:after="80"/>
-      </w:pPr>
-      <w:r>
-        <w:t xml:space="preserve">Open the 12-month comparison, already set to the five terms and Nigeria: </w:t>
-      </w:r>
-      <w:hyperlink w:history="1" r:id="rIdhr_ijckoc3v_r64es8ob0">
-        <w:r>
-          <w:rPr>
-            <w:rStyle w:val="Hyperlink"/>
-          </w:rPr>
-          <w:t xml:space="preserve">Google Trends: past 12 months</w:t>
-        </w:r>
-      </w:hyperlink>
-    </w:p>
-    <w:p>
-      <w:pPr>
-        <w:pStyle w:val="ListParagraph"/>
-        <w:numPr>
-          <w:ilvl w:val="0"/>
-          <w:numId w:val="2"/>
-        </w:numPr>
-        <w:spacing w:after="80"/>
-      </w:pPr>
-      <w:r>
-        <w:t xml:space="preserve">Relative interest (item 3): </w:t>
-      </w:r>
-      <w:r>
-        <w:t xml:space="preserve">the small "Average" bars on the left of the "Interest over time" chart give each programme's average. Rank them from 1 (highest) to 5.</w:t>
-      </w:r>
-    </w:p>
-    <w:p>
-      <w:pPr>
-        <w:pStyle w:val="ListParagraph"/>
-        <w:numPr>
-          <w:ilvl w:val="0"/>
-          <w:numId w:val="2"/>
-        </w:numPr>
-        <w:spacing w:after="80"/>
-      </w:pPr>
-      <w:r>
-        <w:t xml:space="preserve">Trend changes (item 4): </w:t>
-      </w:r>
-      <w:r>
-        <w:t xml:space="preserve">look at the shape of each line in "Interest over time" and note the month of its highest point. Then open the 5-year view for the last column: </w:t>
-      </w:r>
-      <w:hyperlink w:history="1" r:id="rIdpncinkga2v86y0jjbxryb">
-        <w:r>
-          <w:rPr>
-            <w:rStyle w:val="Hyperlink"/>
-          </w:rPr>
-          <w:t xml:space="preserve">Google Trends: past 5 years</w:t>
-        </w:r>
-      </w:hyperlink>
-    </w:p>
-    <w:p>
-      <w:pPr>
-        <w:pStyle w:val="ListParagraph"/>
-        <w:numPr>
-          <w:ilvl w:val="0"/>
-          <w:numId w:val="2"/>
-        </w:numPr>
-        <w:spacing w:after="80"/>
-      </w:pPr>
-      <w:r>
-        <w:t xml:space="preserve">Location (item 2): </w:t>
-      </w:r>
-      <w:r>
-        <w:t xml:space="preserve">scroll to "Compared breakdown by region" and note the states with the highest interest.</w:t>
-      </w:r>
-    </w:p>
-    <w:p>
-      <w:pPr>
-        <w:pStyle w:val="ListParagraph"/>
-        <w:numPr>
-          <w:ilvl w:val="0"/>
-          <w:numId w:val="2"/>
-        </w:numPr>
-        <w:spacing w:after="80"/>
-      </w:pPr>
-      <w:r>
-        <w:t xml:space="preserve">Related topics and queries (items 5 and 6): </w:t>
-      </w:r>
-      <w:r>
-        <w:t xml:space="preserve">scroll to the bottom. Each programme has its own "Related topics" and "Related queries" boxes; write down the first 3 under "Top", then switch to "Rising" and write down the first 3. If a box says there is not enough data, write "Not enough data" (it means few people in Nigeria searched for that term).</w:t>
-      </w:r>
-    </w:p>
-    <w:p>
-      <w:pPr>
-        <w:pStyle w:val="ListParagraph"/>
-        <w:numPr>
-          <w:ilvl w:val="0"/>
-          <w:numId w:val="2"/>
-        </w:numPr>
-        <w:spacing w:after="80"/>
-      </w:pPr>
-      <w:r>
-        <w:t xml:space="preserve">Fill in the Summary of findings from your answers above.</w:t>
-      </w:r>
-    </w:p>
-    <w:p>
-      <w:pPr>
-        <w:pStyle w:val="ListParagraph"/>
-        <w:numPr>
-          <w:ilvl w:val="0"/>
-          <w:numId w:val="2"/>
-        </w:numPr>
-        <w:spacing w:after="80"/>
-      </w:pPr>
-      <w:r>
-        <w:t xml:space="preserve">Replace every yellow blank, then remove the highlight: select the text and choose Home › Text Highlight Color › No Color.</w:t>
-      </w:r>
-    </w:p>
-    <w:p>
-      <w:pPr>
-        <w:pStyle w:val="ListParagraph"/>
-        <w:numPr>
-          <w:ilvl w:val="0"/>
-          <w:numId w:val="2"/>
-        </w:numPr>
-        <w:spacing w:after="80"/>
-      </w:pPr>
-      <w:r>
-        <w:t xml:space="preserve">To copy into your Module 2 document: click just before "Task 1: Google Trends" on the first page, hold Shift and click just after the last sentence of the Summary of findings, and press Ctrl+C. In your document, choose Home › Paste › Merge Formatting so the text takes your document's font.</w:t>
+        <w:t xml:space="preserve">Overall, Cybersecurity had the most search interest in Nigeria (about 43 out of 100 on average) and was the most searched programme in most states, followed by Digital Marketing (about 33). Data Analytics (about 18), Web Development and Generative AI &amp; Prompt Engineering (about 13 each) had much lower interest. Interest in Cybersecurity jumped in April 2026 after news of a breach at the CAC, while Digital Marketing peaked in late January 2026 and then slowly fell. The related queries show that people mainly look for free courses, practical skills, jobs and news. The organisation should therefore promote Cybersecurity and Digital Marketing first, and use words such as "free course" and job titles (for example "data analytics manager") in its adverts to university students. Generative AI &amp; Prompt Engineering has low search interest, so it will need more awareness-raising before it attracts many students.</w:t>
       </w:r>
     </w:p>
     <w:sectPr>
@@ -3291,26 +3080,8 @@
       </w:pPr>
     </w:lvl>
   </w:abstractNum>
-  <w:abstractNum w:abstractNumId="2" w15:restartNumberingAfterBreak="0">
-    <w:multiLevelType w:val="hybridMultilevel"/>
-    <w:lvl w:ilvl="0" w15:tentative="1">
-      <w:start w:val="1"/>
-      <w:numFmt w:val="decimal"/>
-      <w:lvlText w:val="%1."/>
-      <w:lvlJc w:val="left"/>
-      <w:pPr>
-        <w:ind w:left="360" w:hanging="360"/>
-      </w:pPr>
-    </w:lvl>
-  </w:abstractNum>
   <w:num w:numId="1">
     <w:abstractNumId w:val="1"/>
-    <w:lvlOverride w:ilvl="0">
-      <w:startOverride w:val="1"/>
-    </w:lvlOverride>
-  </w:num>
-  <w:num w:numId="2">
-    <w:abstractNumId w:val="2"/>
     <w:lvlOverride w:ilvl="0">
       <w:startOverride w:val="1"/>
     </w:lvlOverride>
